--- a/college_algebra/solving_equations_detailed_examples.docx
+++ b/college_algebra/solving_equations_detailed_examples.docx
@@ -101,150 +101,6 @@
                       <pic:pic xmlns:pic="http://schemas.openxmlformats.org/drawingml/2006/picture">
                         <pic:nvPicPr>
                           <pic:cNvPr id="2064149622" name="Picture 1" descr="Calcualtor screne with extra functions."/>
-                          <pic:cNvPicPr>
-                            <a:picLocks noChangeAspect="1" noChangeArrowheads="1"/>
-                          </pic:cNvPicPr>
-                        </pic:nvPicPr>
-                        <pic:blipFill>
-                          <a:blip r:embed="rId5">
-                            <a:extLst>
-                              <a:ext uri="{28A0092B-C50C-407E-A947-70E740481C1C}">
-                                <a14:useLocalDpi xmlns:a14="http://schemas.microsoft.com/office/drawing/2010/main" val="0"/>
-                              </a:ext>
-                            </a:extLst>
-                          </a:blip>
-                          <a:srcRect/>
-                          <a:stretch>
-                            <a:fillRect/>
-                          </a:stretch>
-                        </pic:blipFill>
-                        <pic:spPr bwMode="auto">
-                          <a:xfrm>
-                            <a:off x="0" y="0"/>
-                            <a:ext cx="1828800" cy="1216025"/>
-                          </a:xfrm>
-                          <a:prstGeom prst="rect">
-                            <a:avLst/>
-                          </a:prstGeom>
-                          <a:noFill/>
-                          <a:ln>
-                            <a:noFill/>
-                          </a:ln>
-                        </pic:spPr>
-                      </pic:pic>
-                    </a:graphicData>
-                  </a:graphic>
-                </wp:inline>
-              </w:drawing>
-            </w:r>
-          </w:p>
-        </w:tc>
-      </w:tr>
-      <w:tr>
-        <w:tc>
-          <w:tcPr>
-            <w:tcW w:w="4675" w:type="dxa"/>
-          </w:tcPr>
-          <w:p>
-            <w:r>
-              <w:t>Press “CLEAR” and “ENTER” to delete the functions. Use the down arrow to go down to “Y2”.</w:t>
-            </w:r>
-          </w:p>
-        </w:tc>
-        <w:tc>
-          <w:tcPr>
-            <w:tcW w:w="4675" w:type="dxa"/>
-          </w:tcPr>
-          <w:p>
-            <w:r>
-              <w:rPr>
-                <w:noProof/>
-              </w:rPr>
-              <w:drawing>
-                <wp:inline distT="0" distB="0" distL="0" distR="0" wp14:anchorId="776AA0DB" wp14:editId="1255128E">
-                  <wp:extent cx="1828800" cy="1216025"/>
-                  <wp:effectExtent l="0" t="0" r="0" b="3175"/>
-                  <wp:docPr id="656351970" name="Picture 2" descr="Y= calculator screen with extra functions removed."/>
-                  <wp:cNvGraphicFramePr>
-                    <a:graphicFrameLocks xmlns:a="http://schemas.openxmlformats.org/drawingml/2006/main" noChangeAspect="1"/>
-                  </wp:cNvGraphicFramePr>
-                  <a:graphic xmlns:a="http://schemas.openxmlformats.org/drawingml/2006/main">
-                    <a:graphicData uri="http://schemas.openxmlformats.org/drawingml/2006/picture">
-                      <pic:pic xmlns:pic="http://schemas.openxmlformats.org/drawingml/2006/picture">
-                        <pic:nvPicPr>
-                          <pic:cNvPr id="656351970" name="Picture 2" descr="Y= calculator screen with extra functions removed."/>
-                          <pic:cNvPicPr>
-                            <a:picLocks noChangeAspect="1" noChangeArrowheads="1"/>
-                          </pic:cNvPicPr>
-                        </pic:nvPicPr>
-                        <pic:blipFill>
-                          <a:blip r:embed="rId6">
-                            <a:extLst>
-                              <a:ext uri="{28A0092B-C50C-407E-A947-70E740481C1C}">
-                                <a14:useLocalDpi xmlns:a14="http://schemas.microsoft.com/office/drawing/2010/main" val="0"/>
-                              </a:ext>
-                            </a:extLst>
-                          </a:blip>
-                          <a:srcRect/>
-                          <a:stretch>
-                            <a:fillRect/>
-                          </a:stretch>
-                        </pic:blipFill>
-                        <pic:spPr bwMode="auto">
-                          <a:xfrm>
-                            <a:off x="0" y="0"/>
-                            <a:ext cx="1828800" cy="1216025"/>
-                          </a:xfrm>
-                          <a:prstGeom prst="rect">
-                            <a:avLst/>
-                          </a:prstGeom>
-                          <a:noFill/>
-                          <a:ln>
-                            <a:noFill/>
-                          </a:ln>
-                        </pic:spPr>
-                      </pic:pic>
-                    </a:graphicData>
-                  </a:graphic>
-                </wp:inline>
-              </w:drawing>
-            </w:r>
-          </w:p>
-        </w:tc>
-      </w:tr>
-      <w:tr>
-        <w:tc>
-          <w:tcPr>
-            <w:tcW w:w="4675" w:type="dxa"/>
-          </w:tcPr>
-          <w:p>
-            <w:r>
-              <w:t>Reset the viewing window for the graphs. Press the “ZOOM” button.</w:t>
-            </w:r>
-          </w:p>
-        </w:tc>
-        <w:tc>
-          <w:tcPr>
-            <w:tcW w:w="4675" w:type="dxa"/>
-          </w:tcPr>
-          <w:p>
-            <w:r>
-              <w:rPr>
-                <w:noProof/>
-              </w:rPr>
-              <w:drawing>
-                <wp:inline distT="0" distB="0" distL="0" distR="0" wp14:anchorId="1F64D3BE" wp14:editId="55270F01">
-                  <wp:extent cx="1828800" cy="1216025"/>
-                  <wp:effectExtent l="0" t="0" r="0" b="3175"/>
-                  <wp:docPr id="925315681" name="Picture 3" descr="Calculator zoom menu. Option 6 is ZStandard."/>
-                  <wp:cNvGraphicFramePr>
-                    <a:graphicFrameLocks xmlns:a="http://schemas.openxmlformats.org/drawingml/2006/main" noChangeAspect="1"/>
-                  </wp:cNvGraphicFramePr>
-                  <a:graphic xmlns:a="http://schemas.openxmlformats.org/drawingml/2006/main">
-                    <a:graphicData uri="http://schemas.openxmlformats.org/drawingml/2006/picture">
-                      <pic:pic xmlns:pic="http://schemas.openxmlformats.org/drawingml/2006/picture">
-                        <pic:nvPicPr>
-                          <pic:cNvPr id="925315681" name="Picture 3" descr="Calculator zoom menu. Option 6 is ZStandard."/>
                           <pic:cNvPicPr>
                             <a:picLocks noChangeAspect="1" noChangeArrowheads="1"/>
                           </pic:cNvPicPr>
@@ -291,102 +147,24 @@
           </w:tcPr>
           <w:p>
             <w:r>
-              <w:t>Press “6” to reset the viewing window.</w:t>
-            </w:r>
-          </w:p>
-          <w:p>
-            <w:pPr>
-              <w:rPr>
-                <w:rFonts w:eastAsiaTheme="minorEastAsia"/>
-              </w:rPr>
-            </w:pPr>
-            <w:r>
-              <w:t xml:space="preserve">The </w:t>
-            </w:r>
-            <m:oMath>
-              <m:r>
-                <w:rPr>
-                  <w:rFonts w:ascii="Cambria Math" w:hAnsi="Cambria Math"/>
-                </w:rPr>
-                <m:t>x</m:t>
-              </m:r>
-            </m:oMath>
-            <w:r>
-              <w:rPr>
-                <w:rFonts w:eastAsiaTheme="minorEastAsia"/>
-              </w:rPr>
-              <w:t>-axis</w:t>
-            </w:r>
-            <w:r>
-              <w:rPr>
-                <w:rFonts w:eastAsiaTheme="minorEastAsia"/>
-              </w:rPr>
-              <w:t xml:space="preserve"> now goes between -10 and 10.</w:t>
-            </w:r>
-          </w:p>
-          <w:p>
-            <w:pPr>
-              <w:rPr>
-                <w:rFonts w:eastAsiaTheme="minorEastAsia"/>
-              </w:rPr>
-            </w:pPr>
-            <w:r>
-              <w:t xml:space="preserve">The </w:t>
-            </w:r>
-            <m:oMath>
-              <m:r>
-                <w:rPr>
-                  <w:rFonts w:ascii="Cambria Math" w:hAnsi="Cambria Math"/>
-                </w:rPr>
-                <m:t>y</m:t>
-              </m:r>
-            </m:oMath>
-            <w:r>
-              <w:rPr>
-                <w:rFonts w:eastAsiaTheme="minorEastAsia"/>
-              </w:rPr>
-              <w:t>-a</w:t>
-            </w:r>
-            <w:proofErr w:type="spellStart"/>
-            <w:r>
-              <w:rPr>
-                <w:rFonts w:eastAsiaTheme="minorEastAsia"/>
-              </w:rPr>
-              <w:t>xis</w:t>
-            </w:r>
-            <w:proofErr w:type="spellEnd"/>
-            <w:r>
-              <w:rPr>
-                <w:rFonts w:eastAsiaTheme="minorEastAsia"/>
-              </w:rPr>
-              <w:t xml:space="preserve"> now goes between -10 and 10.</w:t>
-            </w:r>
-          </w:p>
-          <w:p>
-            <w:r>
-              <w:t>This is a good starting point for all the problems.</w:t>
-            </w:r>
-          </w:p>
-        </w:tc>
-        <w:tc>
-          <w:tcPr>
-            <w:tcW w:w="4675" w:type="dxa"/>
-          </w:tcPr>
-          <w:p>
-            <w:pPr>
+              <w:t>Press “CLEAR” and “ENTER” to delete the functions. Use the down arrow to go down to “Y2”.</w:t>
+            </w:r>
+          </w:p>
+        </w:tc>
+        <w:tc>
+          <w:tcPr>
+            <w:tcW w:w="4675" w:type="dxa"/>
+          </w:tcPr>
+          <w:p>
+            <w:r>
               <w:rPr>
                 <w:noProof/>
               </w:rPr>
-            </w:pPr>
-            <w:r>
-              <w:rPr>
-                <w:noProof/>
-              </w:rPr>
               <w:drawing>
-                <wp:inline distT="0" distB="0" distL="0" distR="0" wp14:anchorId="1270F849" wp14:editId="5D9B99E8">
+                <wp:inline distT="0" distB="0" distL="0" distR="0" wp14:anchorId="776AA0DB" wp14:editId="1255128E">
                   <wp:extent cx="1828800" cy="1216025"/>
                   <wp:effectExtent l="0" t="0" r="0" b="3175"/>
-                  <wp:docPr id="486293698" name="Picture 4" descr="Blank graph screen. The x-axis and y-axis are visible."/>
+                  <wp:docPr id="656351970" name="Picture 2" descr="Y= calculator screen with extra functions removed."/>
                   <wp:cNvGraphicFramePr>
                     <a:graphicFrameLocks xmlns:a="http://schemas.openxmlformats.org/drawingml/2006/main" noChangeAspect="1"/>
                   </wp:cNvGraphicFramePr>
@@ -394,7 +172,7 @@
                     <a:graphicData uri="http://schemas.openxmlformats.org/drawingml/2006/picture">
                       <pic:pic xmlns:pic="http://schemas.openxmlformats.org/drawingml/2006/picture">
                         <pic:nvPicPr>
-                          <pic:cNvPr id="486293698" name="Picture 4" descr="Blank graph screen. The x-axis and y-axis are visible."/>
+                          <pic:cNvPr id="656351970" name="Picture 2" descr="Y= calculator screen with extra functions removed."/>
                           <pic:cNvPicPr>
                             <a:picLocks noChangeAspect="1" noChangeArrowheads="1"/>
                           </pic:cNvPicPr>
@@ -434,224 +212,6 @@
           </w:p>
         </w:tc>
       </w:tr>
-    </w:tbl>
-    <w:p>
-      <w:r>
-        <w:t>Now that we have the calculator reset, we are ready to solve equations.</w:t>
-      </w:r>
-    </w:p>
-    <w:p>
-      <w:pPr>
-        <w:pStyle w:val="Heading1"/>
-      </w:pPr>
-      <w:r>
-        <w:lastRenderedPageBreak/>
-        <w:t>Example 1</w:t>
-      </w:r>
-    </w:p>
-    <w:p>
-      <w:pPr>
-        <w:rPr>
-          <w:rFonts w:eastAsiaTheme="minorEastAsia"/>
-        </w:rPr>
-      </w:pPr>
-      <w:r>
-        <w:t xml:space="preserve">The first equation we will solve is </w:t>
-      </w:r>
-      <m:oMath>
-        <m:sSup>
-          <m:sSupPr>
-            <m:ctrlPr>
-              <w:rPr>
-                <w:rFonts w:ascii="Cambria Math" w:hAnsi="Cambria Math"/>
-                <w:i/>
-              </w:rPr>
-            </m:ctrlPr>
-          </m:sSupPr>
-          <m:e>
-            <m:r>
-              <w:rPr>
-                <w:rFonts w:ascii="Cambria Math" w:hAnsi="Cambria Math"/>
-              </w:rPr>
-              <m:t>x</m:t>
-            </m:r>
-          </m:e>
-          <m:sup>
-            <m:r>
-              <w:rPr>
-                <w:rFonts w:ascii="Cambria Math" w:hAnsi="Cambria Math"/>
-              </w:rPr>
-              <m:t>2</m:t>
-            </m:r>
-          </m:sup>
-        </m:sSup>
-        <m:r>
-          <w:rPr>
-            <w:rFonts w:ascii="Cambria Math" w:hAnsi="Cambria Math"/>
-          </w:rPr>
-          <m:t>+8x+15=0</m:t>
-        </m:r>
-      </m:oMath>
-      <w:r>
-        <w:rPr>
-          <w:rFonts w:eastAsiaTheme="minorEastAsia"/>
-        </w:rPr>
-        <w:t>.</w:t>
-      </w:r>
-    </w:p>
-    <w:p>
-      <w:pPr>
-        <w:rPr>
-          <w:rFonts w:eastAsiaTheme="minorEastAsia"/>
-        </w:rPr>
-      </w:pPr>
-      <w:r>
-        <w:rPr>
-          <w:rFonts w:eastAsiaTheme="minorEastAsia"/>
-        </w:rPr>
-        <w:t>The general strategy will be:</w:t>
-      </w:r>
-    </w:p>
-    <w:p>
-      <w:pPr>
-        <w:pStyle w:val="ListParagraph"/>
-        <w:numPr>
-          <w:ilvl w:val="0"/>
-          <w:numId w:val="2"/>
-        </w:numPr>
-      </w:pPr>
-      <w:r>
-        <w:t xml:space="preserve">Graph the function </w:t>
-      </w:r>
-      <m:oMath>
-        <m:r>
-          <w:rPr>
-            <w:rFonts w:ascii="Cambria Math" w:hAnsi="Cambria Math"/>
-          </w:rPr>
-          <m:t>y=</m:t>
-        </m:r>
-        <m:sSup>
-          <m:sSupPr>
-            <m:ctrlPr>
-              <w:rPr>
-                <w:rFonts w:ascii="Cambria Math" w:hAnsi="Cambria Math"/>
-                <w:i/>
-              </w:rPr>
-            </m:ctrlPr>
-          </m:sSupPr>
-          <m:e>
-            <m:r>
-              <w:rPr>
-                <w:rFonts w:ascii="Cambria Math" w:hAnsi="Cambria Math"/>
-              </w:rPr>
-              <m:t>x</m:t>
-            </m:r>
-          </m:e>
-          <m:sup>
-            <m:r>
-              <w:rPr>
-                <w:rFonts w:ascii="Cambria Math" w:hAnsi="Cambria Math"/>
-              </w:rPr>
-              <m:t>2</m:t>
-            </m:r>
-          </m:sup>
-        </m:sSup>
-        <m:r>
-          <w:rPr>
-            <w:rFonts w:ascii="Cambria Math" w:hAnsi="Cambria Math"/>
-          </w:rPr>
-          <m:t>+8x+15</m:t>
-        </m:r>
-      </m:oMath>
-      <w:r>
-        <w:rPr>
-          <w:rFonts w:eastAsiaTheme="minorEastAsia"/>
-        </w:rPr>
-        <w:t xml:space="preserve"> on the calculator.</w:t>
-      </w:r>
-    </w:p>
-    <w:p>
-      <w:pPr>
-        <w:pStyle w:val="ListParagraph"/>
-        <w:numPr>
-          <w:ilvl w:val="0"/>
-          <w:numId w:val="2"/>
-        </w:numPr>
-      </w:pPr>
-      <w:r>
-        <w:rPr>
-          <w:rFonts w:eastAsiaTheme="minorEastAsia"/>
-        </w:rPr>
-        <w:t xml:space="preserve">Let the calculator tell us which points on the graph have </w:t>
-      </w:r>
-      <m:oMath>
-        <m:r>
-          <w:rPr>
-            <w:rFonts w:ascii="Cambria Math" w:eastAsiaTheme="minorEastAsia" w:hAnsi="Cambria Math"/>
-          </w:rPr>
-          <m:t>y=0</m:t>
-        </m:r>
-      </m:oMath>
-      <w:r>
-        <w:rPr>
-          <w:rFonts w:eastAsiaTheme="minorEastAsia"/>
-        </w:rPr>
-        <w:t>.</w:t>
-      </w:r>
-    </w:p>
-    <w:p>
-      <w:pPr>
-        <w:pStyle w:val="ListParagraph"/>
-        <w:numPr>
-          <w:ilvl w:val="0"/>
-          <w:numId w:val="2"/>
-        </w:numPr>
-      </w:pPr>
-      <w:r>
-        <w:rPr>
-          <w:rFonts w:eastAsiaTheme="minorEastAsia"/>
-        </w:rPr>
-        <w:t xml:space="preserve">The </w:t>
-      </w:r>
-      <m:oMath>
-        <m:r>
-          <w:rPr>
-            <w:rFonts w:ascii="Cambria Math" w:eastAsiaTheme="minorEastAsia" w:hAnsi="Cambria Math"/>
-          </w:rPr>
-          <m:t>x</m:t>
-        </m:r>
-      </m:oMath>
-      <w:r>
-        <w:rPr>
-          <w:rFonts w:eastAsiaTheme="minorEastAsia"/>
-        </w:rPr>
-        <w:t>-coordinate of these points are solutions to the equation.</w:t>
-      </w:r>
-    </w:p>
-    <w:p>
-      <w:pPr>
-        <w:pStyle w:val="Heading2"/>
-        <w:rPr>
-          <w:rFonts w:eastAsiaTheme="minorHAnsi"/>
-        </w:rPr>
-      </w:pPr>
-      <w:r>
-        <w:rPr>
-          <w:rFonts w:eastAsiaTheme="minorHAnsi"/>
-        </w:rPr>
-        <w:t>Setting Up the Graph</w:t>
-      </w:r>
-    </w:p>
-    <w:tbl>
-      <w:tblPr>
-        <w:tblStyle w:val="TableGrid"/>
-        <w:tblW w:w="0" w:type="auto"/>
-        <w:tblLook w:val="04A0" w:firstRow="1" w:lastRow="0" w:firstColumn="1" w:lastColumn="0" w:noHBand="0" w:noVBand="1"/>
-      </w:tblPr>
-      <w:tblGrid>
-        <w:gridCol w:w="4675"/>
-        <w:gridCol w:w="4675"/>
-      </w:tblGrid>
       <w:tr>
         <w:tc>
           <w:tcPr>
@@ -659,54 +219,24 @@
           </w:tcPr>
           <w:p>
             <w:r>
-              <w:t>Action</w:t>
-            </w:r>
-          </w:p>
-        </w:tc>
-        <w:tc>
-          <w:tcPr>
-            <w:tcW w:w="4675" w:type="dxa"/>
-          </w:tcPr>
-          <w:p>
-            <w:pPr>
+              <w:t>Reset the viewing window for the graphs. Press the “ZOOM” button.</w:t>
+            </w:r>
+          </w:p>
+        </w:tc>
+        <w:tc>
+          <w:tcPr>
+            <w:tcW w:w="4675" w:type="dxa"/>
+          </w:tcPr>
+          <w:p>
+            <w:r>
               <w:rPr>
                 <w:noProof/>
               </w:rPr>
-            </w:pPr>
-            <w:r>
-              <w:rPr>
-                <w:noProof/>
-              </w:rPr>
-              <w:t>Calculator Screen</w:t>
-            </w:r>
-          </w:p>
-        </w:tc>
-      </w:tr>
-      <w:tr>
-        <w:tc>
-          <w:tcPr>
-            <w:tcW w:w="4675" w:type="dxa"/>
-          </w:tcPr>
-          <w:p>
-            <w:r>
-              <w:t>Press “Y=” in the upper left of the calculator.</w:t>
-            </w:r>
-          </w:p>
-        </w:tc>
-        <w:tc>
-          <w:tcPr>
-            <w:tcW w:w="4675" w:type="dxa"/>
-          </w:tcPr>
-          <w:p>
-            <w:r>
-              <w:rPr>
-                <w:noProof/>
-              </w:rPr>
               <w:drawing>
-                <wp:inline distT="0" distB="0" distL="0" distR="0" wp14:anchorId="17584A74" wp14:editId="1F8B8005">
+                <wp:inline distT="0" distB="0" distL="0" distR="0" wp14:anchorId="1F64D3BE" wp14:editId="55270F01">
                   <wp:extent cx="1828800" cy="1216025"/>
                   <wp:effectExtent l="0" t="0" r="0" b="3175"/>
-                  <wp:docPr id="2122529490" name="Picture 5" descr="Blank Y= menu on calculator."/>
+                  <wp:docPr id="925315681" name="Picture 3" descr="Calculator zoom menu. Option 6 is ZStandard."/>
                   <wp:cNvGraphicFramePr>
                     <a:graphicFrameLocks xmlns:a="http://schemas.openxmlformats.org/drawingml/2006/main" noChangeAspect="1"/>
                   </wp:cNvGraphicFramePr>
@@ -714,7 +244,7 @@
                     <a:graphicData uri="http://schemas.openxmlformats.org/drawingml/2006/picture">
                       <pic:pic xmlns:pic="http://schemas.openxmlformats.org/drawingml/2006/picture">
                         <pic:nvPicPr>
-                          <pic:cNvPr id="2122529490" name="Picture 5" descr="Blank Y= menu on calculator."/>
+                          <pic:cNvPr id="925315681" name="Picture 3" descr="Calculator zoom menu. Option 6 is ZStandard."/>
                           <pic:cNvPicPr>
                             <a:picLocks noChangeAspect="1" noChangeArrowheads="1"/>
                           </pic:cNvPicPr>
@@ -761,54 +291,88 @@
           </w:tcPr>
           <w:p>
             <w:r>
-              <w:t>Type in the function X^2+8X+15 into Y1.</w:t>
-            </w:r>
-          </w:p>
-          <w:p>
-            <w:r>
-              <w:t>Remember to use the “</w:t>
-            </w:r>
-            <w:proofErr w:type="gramStart"/>
-            <w:r>
-              <w:t>X,T</w:t>
-            </w:r>
-            <w:proofErr w:type="gramEnd"/>
-            <w:r>
-              <w:t>,</w:t>
+              <w:t>Press “6” to reset the viewing window.</w:t>
+            </w:r>
+          </w:p>
+          <w:p>
+            <w:pPr>
+              <w:rPr>
+                <w:rFonts w:eastAsiaTheme="minorEastAsia"/>
+              </w:rPr>
+            </w:pPr>
+            <w:r>
+              <w:t xml:space="preserve">The </w:t>
             </w:r>
             <m:oMath>
               <m:r>
-                <m:rPr>
-                  <m:sty m:val="p"/>
-                </m:rPr>
                 <w:rPr>
                   <w:rFonts w:ascii="Cambria Math" w:hAnsi="Cambria Math"/>
                 </w:rPr>
-                <m:t>Θ</m:t>
+                <m:t>x</m:t>
               </m:r>
             </m:oMath>
             <w:r>
               <w:rPr>
                 <w:rFonts w:eastAsiaTheme="minorEastAsia"/>
               </w:rPr>
-              <w:t>,n” button to type “X”.</w:t>
-            </w:r>
-          </w:p>
-        </w:tc>
-        <w:tc>
-          <w:tcPr>
-            <w:tcW w:w="4675" w:type="dxa"/>
-          </w:tcPr>
-          <w:p>
-            <w:r>
+              <w:t>-axis</w:t>
+            </w:r>
+            <w:r>
+              <w:rPr>
+                <w:rFonts w:eastAsiaTheme="minorEastAsia"/>
+              </w:rPr>
+              <w:t xml:space="preserve"> now goes between -10 and 10.</w:t>
+            </w:r>
+          </w:p>
+          <w:p>
+            <w:pPr>
+              <w:rPr>
+                <w:rFonts w:eastAsiaTheme="minorEastAsia"/>
+              </w:rPr>
+            </w:pPr>
+            <w:r>
+              <w:t xml:space="preserve">The </w:t>
+            </w:r>
+            <m:oMath>
+              <m:r>
+                <w:rPr>
+                  <w:rFonts w:ascii="Cambria Math" w:hAnsi="Cambria Math"/>
+                </w:rPr>
+                <m:t>y</m:t>
+              </m:r>
+            </m:oMath>
+            <w:r>
+              <w:rPr>
+                <w:rFonts w:eastAsiaTheme="minorEastAsia"/>
+              </w:rPr>
+              <w:t>-axis now goes between -10 and 10.</w:t>
+            </w:r>
+          </w:p>
+          <w:p>
+            <w:r>
+              <w:t>This is a good starting point for all the problems.</w:t>
+            </w:r>
+          </w:p>
+        </w:tc>
+        <w:tc>
+          <w:tcPr>
+            <w:tcW w:w="4675" w:type="dxa"/>
+          </w:tcPr>
+          <w:p>
+            <w:pPr>
               <w:rPr>
                 <w:noProof/>
               </w:rPr>
+            </w:pPr>
+            <w:r>
+              <w:rPr>
+                <w:noProof/>
+              </w:rPr>
               <w:drawing>
-                <wp:inline distT="0" distB="0" distL="0" distR="0" wp14:anchorId="5D0D29F7" wp14:editId="1C32DFD9">
+                <wp:inline distT="0" distB="0" distL="0" distR="0" wp14:anchorId="1270F849" wp14:editId="5D9B99E8">
                   <wp:extent cx="1828800" cy="1216025"/>
                   <wp:effectExtent l="0" t="0" r="0" b="3175"/>
-                  <wp:docPr id="776969362" name="Picture 6" descr="Y= menu with Y1 = x^2+8x+15"/>
+                  <wp:docPr id="486293698" name="Picture 4" descr="Blank graph screen. The x-axis and y-axis are visible."/>
                   <wp:cNvGraphicFramePr>
                     <a:graphicFrameLocks xmlns:a="http://schemas.openxmlformats.org/drawingml/2006/main" noChangeAspect="1"/>
                   </wp:cNvGraphicFramePr>
@@ -816,7 +380,7 @@
                     <a:graphicData uri="http://schemas.openxmlformats.org/drawingml/2006/picture">
                       <pic:pic xmlns:pic="http://schemas.openxmlformats.org/drawingml/2006/picture">
                         <pic:nvPicPr>
-                          <pic:cNvPr id="776969362" name="Picture 6" descr="Y= menu with Y1 = x^2+8x+15"/>
+                          <pic:cNvPr id="486293698" name="Picture 4" descr="Blank graph screen. The x-axis and y-axis are visible."/>
                           <pic:cNvPicPr>
                             <a:picLocks noChangeAspect="1" noChangeArrowheads="1"/>
                           </pic:cNvPicPr>
@@ -856,6 +420,224 @@
           </w:p>
         </w:tc>
       </w:tr>
+    </w:tbl>
+    <w:p>
+      <w:r>
+        <w:t>Now that we have the calculator reset, we are ready to solve equations.</w:t>
+      </w:r>
+    </w:p>
+    <w:p>
+      <w:pPr>
+        <w:pStyle w:val="Heading1"/>
+      </w:pPr>
+      <w:r>
+        <w:lastRenderedPageBreak/>
+        <w:t>Example 1</w:t>
+      </w:r>
+    </w:p>
+    <w:p>
+      <w:pPr>
+        <w:rPr>
+          <w:rFonts w:eastAsiaTheme="minorEastAsia"/>
+        </w:rPr>
+      </w:pPr>
+      <w:r>
+        <w:t xml:space="preserve">The first equation we will solve is </w:t>
+      </w:r>
+      <m:oMath>
+        <m:sSup>
+          <m:sSupPr>
+            <m:ctrlPr>
+              <w:rPr>
+                <w:rFonts w:ascii="Cambria Math" w:hAnsi="Cambria Math"/>
+                <w:i/>
+              </w:rPr>
+            </m:ctrlPr>
+          </m:sSupPr>
+          <m:e>
+            <m:r>
+              <w:rPr>
+                <w:rFonts w:ascii="Cambria Math" w:hAnsi="Cambria Math"/>
+              </w:rPr>
+              <m:t>x</m:t>
+            </m:r>
+          </m:e>
+          <m:sup>
+            <m:r>
+              <w:rPr>
+                <w:rFonts w:ascii="Cambria Math" w:hAnsi="Cambria Math"/>
+              </w:rPr>
+              <m:t>2</m:t>
+            </m:r>
+          </m:sup>
+        </m:sSup>
+        <m:r>
+          <w:rPr>
+            <w:rFonts w:ascii="Cambria Math" w:hAnsi="Cambria Math"/>
+          </w:rPr>
+          <m:t>+8x+15=0</m:t>
+        </m:r>
+      </m:oMath>
+      <w:r>
+        <w:rPr>
+          <w:rFonts w:eastAsiaTheme="minorEastAsia"/>
+        </w:rPr>
+        <w:t>.</w:t>
+      </w:r>
+    </w:p>
+    <w:p>
+      <w:pPr>
+        <w:rPr>
+          <w:rFonts w:eastAsiaTheme="minorEastAsia"/>
+        </w:rPr>
+      </w:pPr>
+      <w:r>
+        <w:rPr>
+          <w:rFonts w:eastAsiaTheme="minorEastAsia"/>
+        </w:rPr>
+        <w:t>The general strategy will be:</w:t>
+      </w:r>
+    </w:p>
+    <w:p>
+      <w:pPr>
+        <w:pStyle w:val="ListParagraph"/>
+        <w:numPr>
+          <w:ilvl w:val="0"/>
+          <w:numId w:val="2"/>
+        </w:numPr>
+      </w:pPr>
+      <w:r>
+        <w:t xml:space="preserve">Graph the function </w:t>
+      </w:r>
+      <m:oMath>
+        <m:r>
+          <w:rPr>
+            <w:rFonts w:ascii="Cambria Math" w:hAnsi="Cambria Math"/>
+          </w:rPr>
+          <m:t>y=</m:t>
+        </m:r>
+        <m:sSup>
+          <m:sSupPr>
+            <m:ctrlPr>
+              <w:rPr>
+                <w:rFonts w:ascii="Cambria Math" w:hAnsi="Cambria Math"/>
+                <w:i/>
+              </w:rPr>
+            </m:ctrlPr>
+          </m:sSupPr>
+          <m:e>
+            <m:r>
+              <w:rPr>
+                <w:rFonts w:ascii="Cambria Math" w:hAnsi="Cambria Math"/>
+              </w:rPr>
+              <m:t>x</m:t>
+            </m:r>
+          </m:e>
+          <m:sup>
+            <m:r>
+              <w:rPr>
+                <w:rFonts w:ascii="Cambria Math" w:hAnsi="Cambria Math"/>
+              </w:rPr>
+              <m:t>2</m:t>
+            </m:r>
+          </m:sup>
+        </m:sSup>
+        <m:r>
+          <w:rPr>
+            <w:rFonts w:ascii="Cambria Math" w:hAnsi="Cambria Math"/>
+          </w:rPr>
+          <m:t>+8x+15</m:t>
+        </m:r>
+      </m:oMath>
+      <w:r>
+        <w:rPr>
+          <w:rFonts w:eastAsiaTheme="minorEastAsia"/>
+        </w:rPr>
+        <w:t xml:space="preserve"> on the calculator.</w:t>
+      </w:r>
+    </w:p>
+    <w:p>
+      <w:pPr>
+        <w:pStyle w:val="ListParagraph"/>
+        <w:numPr>
+          <w:ilvl w:val="0"/>
+          <w:numId w:val="2"/>
+        </w:numPr>
+      </w:pPr>
+      <w:r>
+        <w:rPr>
+          <w:rFonts w:eastAsiaTheme="minorEastAsia"/>
+        </w:rPr>
+        <w:t xml:space="preserve">Let the calculator tell us which points on the graph have </w:t>
+      </w:r>
+      <m:oMath>
+        <m:r>
+          <w:rPr>
+            <w:rFonts w:ascii="Cambria Math" w:eastAsiaTheme="minorEastAsia" w:hAnsi="Cambria Math"/>
+          </w:rPr>
+          <m:t>y=0</m:t>
+        </m:r>
+      </m:oMath>
+      <w:r>
+        <w:rPr>
+          <w:rFonts w:eastAsiaTheme="minorEastAsia"/>
+        </w:rPr>
+        <w:t>.</w:t>
+      </w:r>
+    </w:p>
+    <w:p>
+      <w:pPr>
+        <w:pStyle w:val="ListParagraph"/>
+        <w:numPr>
+          <w:ilvl w:val="0"/>
+          <w:numId w:val="2"/>
+        </w:numPr>
+      </w:pPr>
+      <w:r>
+        <w:rPr>
+          <w:rFonts w:eastAsiaTheme="minorEastAsia"/>
+        </w:rPr>
+        <w:t xml:space="preserve">The </w:t>
+      </w:r>
+      <m:oMath>
+        <m:r>
+          <w:rPr>
+            <w:rFonts w:ascii="Cambria Math" w:eastAsiaTheme="minorEastAsia" w:hAnsi="Cambria Math"/>
+          </w:rPr>
+          <m:t>x</m:t>
+        </m:r>
+      </m:oMath>
+      <w:r>
+        <w:rPr>
+          <w:rFonts w:eastAsiaTheme="minorEastAsia"/>
+        </w:rPr>
+        <w:t>-coordinate of these points are solutions to the equation.</w:t>
+      </w:r>
+    </w:p>
+    <w:p>
+      <w:pPr>
+        <w:pStyle w:val="Heading2"/>
+        <w:rPr>
+          <w:rFonts w:eastAsiaTheme="minorHAnsi"/>
+        </w:rPr>
+      </w:pPr>
+      <w:r>
+        <w:rPr>
+          <w:rFonts w:eastAsiaTheme="minorHAnsi"/>
+        </w:rPr>
+        <w:t>Setting Up the Graph</w:t>
+      </w:r>
+    </w:p>
+    <w:tbl>
+      <w:tblPr>
+        <w:tblStyle w:val="TableGrid"/>
+        <w:tblW w:w="0" w:type="auto"/>
+        <w:tblLook w:val="04A0" w:firstRow="1" w:lastRow="0" w:firstColumn="1" w:lastColumn="0" w:noHBand="0" w:noVBand="1"/>
+      </w:tblPr>
+      <w:tblGrid>
+        <w:gridCol w:w="4675"/>
+        <w:gridCol w:w="4675"/>
+      </w:tblGrid>
       <w:tr>
         <w:tc>
           <w:tcPr>
@@ -863,30 +645,54 @@
           </w:tcPr>
           <w:p>
             <w:r>
-              <w:t xml:space="preserve">Press “GRAPH” in the upper </w:t>
-            </w:r>
-            <w:r>
-              <w:t>left</w:t>
-            </w:r>
-            <w:r>
-              <w:t xml:space="preserve"> to see the graph.</w:t>
-            </w:r>
-          </w:p>
-        </w:tc>
-        <w:tc>
-          <w:tcPr>
-            <w:tcW w:w="4675" w:type="dxa"/>
-          </w:tcPr>
-          <w:p>
-            <w:r>
+              <w:t>Action</w:t>
+            </w:r>
+          </w:p>
+        </w:tc>
+        <w:tc>
+          <w:tcPr>
+            <w:tcW w:w="4675" w:type="dxa"/>
+          </w:tcPr>
+          <w:p>
+            <w:pPr>
               <w:rPr>
                 <w:noProof/>
               </w:rPr>
+            </w:pPr>
+            <w:r>
+              <w:rPr>
+                <w:noProof/>
+              </w:rPr>
+              <w:t>Calculator Screen</w:t>
+            </w:r>
+          </w:p>
+        </w:tc>
+      </w:tr>
+      <w:tr>
+        <w:tc>
+          <w:tcPr>
+            <w:tcW w:w="4675" w:type="dxa"/>
+          </w:tcPr>
+          <w:p>
+            <w:r>
+              <w:t>Press “Y=” in the upper left of the calculator.</w:t>
+            </w:r>
+          </w:p>
+        </w:tc>
+        <w:tc>
+          <w:tcPr>
+            <w:tcW w:w="4675" w:type="dxa"/>
+          </w:tcPr>
+          <w:p>
+            <w:r>
+              <w:rPr>
+                <w:noProof/>
+              </w:rPr>
               <w:drawing>
-                <wp:inline distT="0" distB="0" distL="0" distR="0" wp14:anchorId="172EBA29" wp14:editId="7566A9CD">
+                <wp:inline distT="0" distB="0" distL="0" distR="0" wp14:anchorId="17584A74" wp14:editId="1F8B8005">
                   <wp:extent cx="1828800" cy="1216025"/>
                   <wp:effectExtent l="0" t="0" r="0" b="3175"/>
-                  <wp:docPr id="763297669" name="Picture 7" descr="Calculator screen with parabola graphed on the upper left. The parabola open upwards."/>
+                  <wp:docPr id="2122529490" name="Picture 5" descr="Blank Y= menu on calculator."/>
                   <wp:cNvGraphicFramePr>
                     <a:graphicFrameLocks xmlns:a="http://schemas.openxmlformats.org/drawingml/2006/main" noChangeAspect="1"/>
                   </wp:cNvGraphicFramePr>
@@ -894,7 +700,7 @@
                     <a:graphicData uri="http://schemas.openxmlformats.org/drawingml/2006/picture">
                       <pic:pic xmlns:pic="http://schemas.openxmlformats.org/drawingml/2006/picture">
                         <pic:nvPicPr>
-                          <pic:cNvPr id="763297669" name="Picture 7" descr="Calculator screen with parabola graphed on the upper left. The parabola open upwards."/>
+                          <pic:cNvPr id="2122529490" name="Picture 5" descr="Blank Y= menu on calculator."/>
                           <pic:cNvPicPr>
                             <a:picLocks noChangeAspect="1" noChangeArrowheads="1"/>
                           </pic:cNvPicPr>
@@ -934,198 +740,53 @@
           </w:p>
         </w:tc>
       </w:tr>
-    </w:tbl>
-    <w:p>
-      <w:r>
-        <w:t>We can see the graph on the upper left now.</w:t>
-      </w:r>
-    </w:p>
-    <w:p>
-      <w:pPr>
-        <w:rPr>
-          <w:rFonts w:eastAsiaTheme="minorEastAsia"/>
-        </w:rPr>
-      </w:pPr>
-      <w:r>
-        <w:t xml:space="preserve">The graph crosses the </w:t>
-      </w:r>
-      <m:oMath>
-        <m:r>
-          <w:rPr>
-            <w:rFonts w:ascii="Cambria Math" w:hAnsi="Cambria Math"/>
-          </w:rPr>
-          <m:t>x</m:t>
-        </m:r>
-      </m:oMath>
-      <w:r>
-        <w:rPr>
-          <w:rFonts w:eastAsiaTheme="minorEastAsia"/>
-        </w:rPr>
-        <w:t>-axis in two places.</w:t>
-      </w:r>
-    </w:p>
-    <w:p>
-      <w:pPr>
-        <w:rPr>
-          <w:rFonts w:eastAsiaTheme="minorEastAsia"/>
-        </w:rPr>
-      </w:pPr>
-      <w:r>
-        <w:rPr>
-          <w:rFonts w:eastAsiaTheme="minorEastAsia"/>
-        </w:rPr>
-        <w:t xml:space="preserve">We want to find where </w:t>
-      </w:r>
-      <w:proofErr w:type="spellStart"/>
-      <w:r>
-        <w:rPr>
-          <w:rFonts w:eastAsiaTheme="minorEastAsia"/>
-        </w:rPr>
-        <w:t>the</w:t>
-      </w:r>
-      <w:proofErr w:type="spellEnd"/>
-      <w:r>
-        <w:rPr>
-          <w:rFonts w:eastAsiaTheme="minorEastAsia"/>
-        </w:rPr>
-        <w:t xml:space="preserve"> </w:t>
-      </w:r>
-      <m:oMath>
-        <m:r>
-          <w:rPr>
-            <w:rFonts w:ascii="Cambria Math" w:eastAsiaTheme="minorEastAsia" w:hAnsi="Cambria Math"/>
-          </w:rPr>
-          <m:t>y</m:t>
-        </m:r>
-      </m:oMath>
-      <w:r>
-        <w:rPr>
-          <w:rFonts w:eastAsiaTheme="minorEastAsia"/>
-        </w:rPr>
-        <w:t xml:space="preserve">-coordinates of the graph are </w:t>
-      </w:r>
-      <m:oMath>
-        <m:r>
-          <w:rPr>
-            <w:rFonts w:ascii="Cambria Math" w:eastAsiaTheme="minorEastAsia" w:hAnsi="Cambria Math"/>
-          </w:rPr>
-          <m:t>0</m:t>
-        </m:r>
-      </m:oMath>
-      <w:r>
-        <w:rPr>
-          <w:rFonts w:eastAsiaTheme="minorEastAsia"/>
-        </w:rPr>
-        <w:t>. The calculator has a built-in function to do that.</w:t>
-      </w:r>
-      <w:r>
-        <w:rPr>
-          <w:rFonts w:eastAsiaTheme="minorEastAsia"/>
-        </w:rPr>
-        <w:t xml:space="preserve"> We will start with the point on the right.</w:t>
-      </w:r>
-    </w:p>
-    <w:p>
-      <w:pPr>
-        <w:pStyle w:val="Heading2"/>
-        <w:rPr>
-          <w:rFonts w:eastAsiaTheme="minorEastAsia"/>
-        </w:rPr>
-      </w:pPr>
-      <w:r>
-        <w:rPr>
-          <w:rFonts w:eastAsiaTheme="minorEastAsia"/>
-        </w:rPr>
-        <w:t>Calculate Where the Graph is Zero</w:t>
-      </w:r>
-    </w:p>
-    <w:tbl>
-      <w:tblPr>
-        <w:tblStyle w:val="TableGrid"/>
-        <w:tblW w:w="0" w:type="auto"/>
-        <w:tblLook w:val="04A0" w:firstRow="1" w:lastRow="0" w:firstColumn="1" w:lastColumn="0" w:noHBand="0" w:noVBand="1"/>
-      </w:tblPr>
-      <w:tblGrid>
-        <w:gridCol w:w="4675"/>
-        <w:gridCol w:w="4675"/>
-      </w:tblGrid>
       <w:tr>
         <w:tc>
           <w:tcPr>
             <w:tcW w:w="4675" w:type="dxa"/>
           </w:tcPr>
           <w:p>
-            <w:pPr>
+            <w:r>
+              <w:t>Type in the function X^2+8X+15 into Y1.</w:t>
+            </w:r>
+          </w:p>
+          <w:p>
+            <w:r>
+              <w:t>Remember to use the “X,T,</w:t>
+            </w:r>
+            <m:oMath>
+              <m:r>
+                <m:rPr>
+                  <m:sty m:val="p"/>
+                </m:rPr>
+                <w:rPr>
+                  <w:rFonts w:ascii="Cambria Math" w:hAnsi="Cambria Math"/>
+                </w:rPr>
+                <m:t>Θ</m:t>
+              </m:r>
+            </m:oMath>
+            <w:r>
               <w:rPr>
                 <w:rFonts w:eastAsiaTheme="minorEastAsia"/>
               </w:rPr>
-            </w:pPr>
-            <w:r>
-              <w:rPr>
-                <w:rFonts w:eastAsiaTheme="minorEastAsia"/>
-              </w:rPr>
-              <w:t>Action</w:t>
-            </w:r>
-          </w:p>
-        </w:tc>
-        <w:tc>
-          <w:tcPr>
-            <w:tcW w:w="4675" w:type="dxa"/>
-          </w:tcPr>
-          <w:p>
-            <w:pPr>
-              <w:rPr>
-                <w:rFonts w:eastAsiaTheme="minorEastAsia"/>
-              </w:rPr>
-            </w:pPr>
-            <w:r>
-              <w:rPr>
-                <w:rFonts w:eastAsiaTheme="minorEastAsia"/>
-              </w:rPr>
-              <w:t>Calculator Screen</w:t>
-            </w:r>
-          </w:p>
-        </w:tc>
-      </w:tr>
-      <w:tr>
-        <w:tc>
-          <w:tcPr>
-            <w:tcW w:w="4675" w:type="dxa"/>
-          </w:tcPr>
-          <w:p>
-            <w:pPr>
-              <w:rPr>
-                <w:rFonts w:eastAsiaTheme="minorEastAsia"/>
-              </w:rPr>
-            </w:pPr>
-            <w:r>
-              <w:rPr>
-                <w:rFonts w:eastAsiaTheme="minorEastAsia"/>
-              </w:rPr>
-              <w:lastRenderedPageBreak/>
-              <w:t>Press “2ND" and “TRACE” to enter the CALCULATE menu.</w:t>
-            </w:r>
-          </w:p>
-        </w:tc>
-        <w:tc>
-          <w:tcPr>
-            <w:tcW w:w="4675" w:type="dxa"/>
-          </w:tcPr>
-          <w:p>
-            <w:pPr>
-              <w:rPr>
-                <w:rFonts w:eastAsiaTheme="minorEastAsia"/>
-              </w:rPr>
-            </w:pPr>
+              <w:t>,n” button to type “X”.</w:t>
+            </w:r>
+          </w:p>
+        </w:tc>
+        <w:tc>
+          <w:tcPr>
+            <w:tcW w:w="4675" w:type="dxa"/>
+          </w:tcPr>
+          <w:p>
             <w:r>
               <w:rPr>
                 <w:noProof/>
               </w:rPr>
               <w:drawing>
-                <wp:inline distT="0" distB="0" distL="0" distR="0" wp14:anchorId="6005B3B3" wp14:editId="4C193381">
+                <wp:inline distT="0" distB="0" distL="0" distR="0" wp14:anchorId="5D0D29F7" wp14:editId="1C32DFD9">
                   <wp:extent cx="1828800" cy="1216025"/>
                   <wp:effectExtent l="0" t="0" r="0" b="3175"/>
-                  <wp:docPr id="1909910767" name="Picture 8" descr="Calculator calculate screen"/>
+                  <wp:docPr id="776969362" name="Picture 6" descr="Y= menu with Y1 = x^2+8x+15"/>
                   <wp:cNvGraphicFramePr>
                     <a:graphicFrameLocks xmlns:a="http://schemas.openxmlformats.org/drawingml/2006/main" noChangeAspect="1"/>
                   </wp:cNvGraphicFramePr>
@@ -1133,7 +794,7 @@
                     <a:graphicData uri="http://schemas.openxmlformats.org/drawingml/2006/picture">
                       <pic:pic xmlns:pic="http://schemas.openxmlformats.org/drawingml/2006/picture">
                         <pic:nvPicPr>
-                          <pic:cNvPr id="1909910767" name="Picture 8" descr="Calculator calculate screen"/>
+                          <pic:cNvPr id="776969362" name="Picture 6" descr="Y= menu with Y1 = x^2+8x+15"/>
                           <pic:cNvPicPr>
                             <a:picLocks noChangeAspect="1" noChangeArrowheads="1"/>
                           </pic:cNvPicPr>
@@ -1179,38 +840,31 @@
             <w:tcW w:w="4675" w:type="dxa"/>
           </w:tcPr>
           <w:p>
-            <w:pPr>
-              <w:rPr>
-                <w:rFonts w:eastAsiaTheme="minorEastAsia"/>
-              </w:rPr>
-            </w:pPr>
-            <w:r>
-              <w:rPr>
-                <w:rFonts w:eastAsiaTheme="minorEastAsia"/>
-              </w:rPr>
-              <w:t>Press “2” to use the “zero” function.</w:t>
-            </w:r>
-          </w:p>
-        </w:tc>
-        <w:tc>
-          <w:tcPr>
-            <w:tcW w:w="4675" w:type="dxa"/>
-          </w:tcPr>
-          <w:p>
-            <w:pPr>
-              <w:rPr>
-                <w:rFonts w:eastAsiaTheme="minorEastAsia"/>
-              </w:rPr>
-            </w:pPr>
+            <w:r>
+              <w:t xml:space="preserve">Press “GRAPH” in the upper </w:t>
+            </w:r>
+            <w:r>
+              <w:t>left</w:t>
+            </w:r>
+            <w:r>
+              <w:t xml:space="preserve"> to see the graph.</w:t>
+            </w:r>
+          </w:p>
+        </w:tc>
+        <w:tc>
+          <w:tcPr>
+            <w:tcW w:w="4675" w:type="dxa"/>
+          </w:tcPr>
+          <w:p>
             <w:r>
               <w:rPr>
                 <w:noProof/>
               </w:rPr>
               <w:drawing>
-                <wp:inline distT="0" distB="0" distL="0" distR="0" wp14:anchorId="43BED3F8" wp14:editId="6FB734DC">
+                <wp:inline distT="0" distB="0" distL="0" distR="0" wp14:anchorId="172EBA29" wp14:editId="7566A9CD">
                   <wp:extent cx="1828800" cy="1216025"/>
                   <wp:effectExtent l="0" t="0" r="0" b="3175"/>
-                  <wp:docPr id="1054052414" name="Picture 9" descr="Graph of parabola. Calculator is asking for a left bound."/>
+                  <wp:docPr id="763297669" name="Picture 7" descr="Calculator screen with parabola graphed on the upper left. The parabola open upwards."/>
                   <wp:cNvGraphicFramePr>
                     <a:graphicFrameLocks xmlns:a="http://schemas.openxmlformats.org/drawingml/2006/main" noChangeAspect="1"/>
                   </wp:cNvGraphicFramePr>
@@ -1218,7 +872,7 @@
                     <a:graphicData uri="http://schemas.openxmlformats.org/drawingml/2006/picture">
                       <pic:pic xmlns:pic="http://schemas.openxmlformats.org/drawingml/2006/picture">
                         <pic:nvPicPr>
-                          <pic:cNvPr id="1054052414" name="Picture 9" descr="Graph of parabola. Calculator is asking for a left bound."/>
+                          <pic:cNvPr id="763297669" name="Picture 7" descr="Calculator screen with parabola graphed on the upper left. The parabola open upwards."/>
                           <pic:cNvPicPr>
                             <a:picLocks noChangeAspect="1" noChangeArrowheads="1"/>
                           </pic:cNvPicPr>
@@ -1258,6 +912,107 @@
           </w:p>
         </w:tc>
       </w:tr>
+    </w:tbl>
+    <w:p>
+      <w:r>
+        <w:t>We can see the graph on the upper left now.</w:t>
+      </w:r>
+    </w:p>
+    <w:p>
+      <w:pPr>
+        <w:rPr>
+          <w:rFonts w:eastAsiaTheme="minorEastAsia"/>
+        </w:rPr>
+      </w:pPr>
+      <w:r>
+        <w:t xml:space="preserve">The graph crosses the </w:t>
+      </w:r>
+      <m:oMath>
+        <m:r>
+          <w:rPr>
+            <w:rFonts w:ascii="Cambria Math" w:hAnsi="Cambria Math"/>
+          </w:rPr>
+          <m:t>x</m:t>
+        </m:r>
+      </m:oMath>
+      <w:r>
+        <w:rPr>
+          <w:rFonts w:eastAsiaTheme="minorEastAsia"/>
+        </w:rPr>
+        <w:t>-axis in two places.</w:t>
+      </w:r>
+    </w:p>
+    <w:p>
+      <w:pPr>
+        <w:rPr>
+          <w:rFonts w:eastAsiaTheme="minorEastAsia"/>
+        </w:rPr>
+      </w:pPr>
+      <w:r>
+        <w:rPr>
+          <w:rFonts w:eastAsiaTheme="minorEastAsia"/>
+        </w:rPr>
+        <w:t xml:space="preserve">We want to find where the </w:t>
+      </w:r>
+      <m:oMath>
+        <m:r>
+          <w:rPr>
+            <w:rFonts w:ascii="Cambria Math" w:eastAsiaTheme="minorEastAsia" w:hAnsi="Cambria Math"/>
+          </w:rPr>
+          <m:t>y</m:t>
+        </m:r>
+      </m:oMath>
+      <w:r>
+        <w:rPr>
+          <w:rFonts w:eastAsiaTheme="minorEastAsia"/>
+        </w:rPr>
+        <w:t xml:space="preserve">-coordinates of the graph are </w:t>
+      </w:r>
+      <m:oMath>
+        <m:r>
+          <w:rPr>
+            <w:rFonts w:ascii="Cambria Math" w:eastAsiaTheme="minorEastAsia" w:hAnsi="Cambria Math"/>
+          </w:rPr>
+          <m:t>0</m:t>
+        </m:r>
+      </m:oMath>
+      <w:r>
+        <w:rPr>
+          <w:rFonts w:eastAsiaTheme="minorEastAsia"/>
+        </w:rPr>
+        <w:t>. The calculator has a built-in function to do that.</w:t>
+      </w:r>
+      <w:r>
+        <w:rPr>
+          <w:rFonts w:eastAsiaTheme="minorEastAsia"/>
+        </w:rPr>
+        <w:t xml:space="preserve"> We will start with the point on the right.</w:t>
+      </w:r>
+    </w:p>
+    <w:p>
+      <w:pPr>
+        <w:pStyle w:val="Heading2"/>
+        <w:rPr>
+          <w:rFonts w:eastAsiaTheme="minorEastAsia"/>
+        </w:rPr>
+      </w:pPr>
+      <w:r>
+        <w:rPr>
+          <w:rFonts w:eastAsiaTheme="minorEastAsia"/>
+        </w:rPr>
+        <w:t>Calculate Where the Graph is Zero</w:t>
+      </w:r>
+    </w:p>
+    <w:tbl>
+      <w:tblPr>
+        <w:tblStyle w:val="TableGrid"/>
+        <w:tblW w:w="0" w:type="auto"/>
+        <w:tblLook w:val="04A0" w:firstRow="1" w:lastRow="0" w:firstColumn="1" w:lastColumn="0" w:noHBand="0" w:noVBand="1"/>
+      </w:tblPr>
+      <w:tblGrid>
+        <w:gridCol w:w="4675"/>
+        <w:gridCol w:w="4675"/>
+      </w:tblGrid>
       <w:tr>
         <w:tc>
           <w:tcPr>
@@ -1273,7 +1028,7 @@
               <w:rPr>
                 <w:rFonts w:eastAsiaTheme="minorEastAsia"/>
               </w:rPr>
-              <w:t>Use the left arrow to bring the crosshairs to the left of the right-most zero.</w:t>
+              <w:t>Action</w:t>
             </w:r>
           </w:p>
         </w:tc>
@@ -1289,13 +1044,52 @@
             </w:pPr>
             <w:r>
               <w:rPr>
+                <w:rFonts w:eastAsiaTheme="minorEastAsia"/>
+              </w:rPr>
+              <w:t>Calculator Screen</w:t>
+            </w:r>
+          </w:p>
+        </w:tc>
+      </w:tr>
+      <w:tr>
+        <w:tc>
+          <w:tcPr>
+            <w:tcW w:w="4675" w:type="dxa"/>
+          </w:tcPr>
+          <w:p>
+            <w:pPr>
+              <w:rPr>
+                <w:rFonts w:eastAsiaTheme="minorEastAsia"/>
+              </w:rPr>
+            </w:pPr>
+            <w:r>
+              <w:rPr>
+                <w:rFonts w:eastAsiaTheme="minorEastAsia"/>
+              </w:rPr>
+              <w:lastRenderedPageBreak/>
+              <w:t>Press “2ND" and “TRACE” to enter the CALCULATE menu.</w:t>
+            </w:r>
+          </w:p>
+        </w:tc>
+        <w:tc>
+          <w:tcPr>
+            <w:tcW w:w="4675" w:type="dxa"/>
+          </w:tcPr>
+          <w:p>
+            <w:pPr>
+              <w:rPr>
+                <w:rFonts w:eastAsiaTheme="minorEastAsia"/>
+              </w:rPr>
+            </w:pPr>
+            <w:r>
+              <w:rPr>
                 <w:noProof/>
               </w:rPr>
               <w:drawing>
-                <wp:inline distT="0" distB="0" distL="0" distR="0" wp14:anchorId="2EB8B016" wp14:editId="5EC023A9">
+                <wp:inline distT="0" distB="0" distL="0" distR="0" wp14:anchorId="6005B3B3" wp14:editId="4C193381">
                   <wp:extent cx="1828800" cy="1216025"/>
                   <wp:effectExtent l="0" t="0" r="0" b="3175"/>
-                  <wp:docPr id="1928023935" name="Picture 10" descr="Calculator graph screen. A left bound of -3.617021 is selected."/>
+                  <wp:docPr id="1909910767" name="Picture 8" descr="Calculator calculate screen"/>
                   <wp:cNvGraphicFramePr>
                     <a:graphicFrameLocks xmlns:a="http://schemas.openxmlformats.org/drawingml/2006/main" noChangeAspect="1"/>
                   </wp:cNvGraphicFramePr>
@@ -1303,7 +1097,7 @@
                     <a:graphicData uri="http://schemas.openxmlformats.org/drawingml/2006/picture">
                       <pic:pic xmlns:pic="http://schemas.openxmlformats.org/drawingml/2006/picture">
                         <pic:nvPicPr>
-                          <pic:cNvPr id="1928023935" name="Picture 10" descr="Calculator graph screen. A left bound of -3.617021 is selected."/>
+                          <pic:cNvPr id="1909910767" name="Picture 8" descr="Calculator calculate screen"/>
                           <pic:cNvPicPr>
                             <a:picLocks noChangeAspect="1" noChangeArrowheads="1"/>
                           </pic:cNvPicPr>
@@ -1358,7 +1152,7 @@
               <w:rPr>
                 <w:rFonts w:eastAsiaTheme="minorEastAsia"/>
               </w:rPr>
-              <w:t>Press “ENTER” to lock the left endpoint in place.</w:t>
+              <w:t>Press “2” to use the “zero” function.</w:t>
             </w:r>
           </w:p>
         </w:tc>
@@ -1377,10 +1171,10 @@
                 <w:noProof/>
               </w:rPr>
               <w:drawing>
-                <wp:inline distT="0" distB="0" distL="0" distR="0" wp14:anchorId="06330702" wp14:editId="5AE18AAB">
+                <wp:inline distT="0" distB="0" distL="0" distR="0" wp14:anchorId="43BED3F8" wp14:editId="6FB734DC">
                   <wp:extent cx="1828800" cy="1216025"/>
                   <wp:effectExtent l="0" t="0" r="0" b="3175"/>
-                  <wp:docPr id="1514291560" name="Picture 11" descr="Calculator graph sceen. The calculator is asking for a right bound."/>
+                  <wp:docPr id="1054052414" name="Picture 9" descr="Graph of parabola. Calculator is asking for a left bound."/>
                   <wp:cNvGraphicFramePr>
                     <a:graphicFrameLocks xmlns:a="http://schemas.openxmlformats.org/drawingml/2006/main" noChangeAspect="1"/>
                   </wp:cNvGraphicFramePr>
@@ -1388,7 +1182,7 @@
                     <a:graphicData uri="http://schemas.openxmlformats.org/drawingml/2006/picture">
                       <pic:pic xmlns:pic="http://schemas.openxmlformats.org/drawingml/2006/picture">
                         <pic:nvPicPr>
-                          <pic:cNvPr id="1514291560" name="Picture 11" descr="Calculator graph sceen. The calculator is asking for a right bound."/>
+                          <pic:cNvPr id="1054052414" name="Picture 9" descr="Graph of parabola. Calculator is asking for a left bound."/>
                           <pic:cNvPicPr>
                             <a:picLocks noChangeAspect="1" noChangeArrowheads="1"/>
                           </pic:cNvPicPr>
@@ -1443,7 +1237,7 @@
               <w:rPr>
                 <w:rFonts w:eastAsiaTheme="minorEastAsia"/>
               </w:rPr>
-              <w:t>Use the right arrow to move the crosshair to the right.</w:t>
+              <w:t>Use the left arrow to bring the crosshairs to the left of the right-most zero.</w:t>
             </w:r>
           </w:p>
         </w:tc>
@@ -1462,10 +1256,10 @@
                 <w:noProof/>
               </w:rPr>
               <w:drawing>
-                <wp:inline distT="0" distB="0" distL="0" distR="0" wp14:anchorId="2357D85C" wp14:editId="3E581911">
+                <wp:inline distT="0" distB="0" distL="0" distR="0" wp14:anchorId="2EB8B016" wp14:editId="5EC023A9">
                   <wp:extent cx="1828800" cy="1216025"/>
                   <wp:effectExtent l="0" t="0" r="0" b="3175"/>
-                  <wp:docPr id="1954941183" name="Picture 12" descr="Calculator graph screen. A right bound of -2.12766 is selected."/>
+                  <wp:docPr id="1928023935" name="Picture 10" descr="Calculator graph screen. A left bound of -3.617021 is selected."/>
                   <wp:cNvGraphicFramePr>
                     <a:graphicFrameLocks xmlns:a="http://schemas.openxmlformats.org/drawingml/2006/main" noChangeAspect="1"/>
                   </wp:cNvGraphicFramePr>
@@ -1473,7 +1267,7 @@
                     <a:graphicData uri="http://schemas.openxmlformats.org/drawingml/2006/picture">
                       <pic:pic xmlns:pic="http://schemas.openxmlformats.org/drawingml/2006/picture">
                         <pic:nvPicPr>
-                          <pic:cNvPr id="1954941183" name="Picture 12" descr="Calculator graph screen. A right bound of -2.12766 is selected."/>
+                          <pic:cNvPr id="1928023935" name="Picture 10" descr="Calculator graph screen. A left bound of -3.617021 is selected."/>
                           <pic:cNvPicPr>
                             <a:picLocks noChangeAspect="1" noChangeArrowheads="1"/>
                           </pic:cNvPicPr>
@@ -1528,7 +1322,7 @@
               <w:rPr>
                 <w:rFonts w:eastAsiaTheme="minorEastAsia"/>
               </w:rPr>
-              <w:t>Press “ENTER” to lock the right endpoint in place.</w:t>
+              <w:t>Press “ENTER” to lock the left endpoint in place.</w:t>
             </w:r>
           </w:p>
         </w:tc>
@@ -1539,18 +1333,18 @@
           <w:p>
             <w:pPr>
               <w:rPr>
+                <w:rFonts w:eastAsiaTheme="minorEastAsia"/>
+              </w:rPr>
+            </w:pPr>
+            <w:r>
+              <w:rPr>
                 <w:noProof/>
               </w:rPr>
-            </w:pPr>
-            <w:r>
-              <w:rPr>
-                <w:noProof/>
-              </w:rPr>
               <w:drawing>
-                <wp:inline distT="0" distB="0" distL="0" distR="0" wp14:anchorId="54D4FF6F" wp14:editId="776A44F9">
+                <wp:inline distT="0" distB="0" distL="0" distR="0" wp14:anchorId="06330702" wp14:editId="5AE18AAB">
                   <wp:extent cx="1828800" cy="1216025"/>
                   <wp:effectExtent l="0" t="0" r="0" b="3175"/>
-                  <wp:docPr id="865263023" name="Picture 14" descr="Calculator graph screen. The calculator is asking for a guess."/>
+                  <wp:docPr id="1514291560" name="Picture 11" descr="Calculator graph sceen. The calculator is asking for a right bound."/>
                   <wp:cNvGraphicFramePr>
                     <a:graphicFrameLocks xmlns:a="http://schemas.openxmlformats.org/drawingml/2006/main" noChangeAspect="1"/>
                   </wp:cNvGraphicFramePr>
@@ -1558,7 +1352,7 @@
                     <a:graphicData uri="http://schemas.openxmlformats.org/drawingml/2006/picture">
                       <pic:pic xmlns:pic="http://schemas.openxmlformats.org/drawingml/2006/picture">
                         <pic:nvPicPr>
-                          <pic:cNvPr id="865263023" name="Picture 14" descr="Calculator graph screen. The calculator is asking for a guess."/>
+                          <pic:cNvPr id="1514291560" name="Picture 11" descr="Calculator graph sceen. The calculator is asking for a right bound."/>
                           <pic:cNvPicPr>
                             <a:picLocks noChangeAspect="1" noChangeArrowheads="1"/>
                           </pic:cNvPicPr>
@@ -1613,71 +1407,29 @@
               <w:rPr>
                 <w:rFonts w:eastAsiaTheme="minorEastAsia"/>
               </w:rPr>
-              <w:lastRenderedPageBreak/>
-              <w:t xml:space="preserve">Use the left arrow to move the crosshair close to where the graph crosses the </w:t>
-            </w:r>
-            <m:oMath>
-              <m:r>
-                <w:rPr>
-                  <w:rFonts w:ascii="Cambria Math" w:eastAsiaTheme="minorEastAsia" w:hAnsi="Cambria Math"/>
-                </w:rPr>
-                <m:t>y</m:t>
-              </m:r>
-            </m:oMath>
-            <w:r>
+              <w:t>Use the right arrow to move the crosshair to the right.</w:t>
+            </w:r>
+          </w:p>
+        </w:tc>
+        <w:tc>
+          <w:tcPr>
+            <w:tcW w:w="4675" w:type="dxa"/>
+          </w:tcPr>
+          <w:p>
+            <w:pPr>
               <w:rPr>
                 <w:rFonts w:eastAsiaTheme="minorEastAsia"/>
               </w:rPr>
-              <w:t>-a</w:t>
-            </w:r>
-            <w:proofErr w:type="spellStart"/>
-            <w:r>
-              <w:rPr>
-                <w:rFonts w:eastAsiaTheme="minorEastAsia"/>
-              </w:rPr>
-              <w:t>xis</w:t>
-            </w:r>
-            <w:proofErr w:type="spellEnd"/>
-            <w:r>
-              <w:rPr>
-                <w:rFonts w:eastAsiaTheme="minorEastAsia"/>
-              </w:rPr>
-              <w:t>.</w:t>
-            </w:r>
-          </w:p>
-          <w:p>
-            <w:pPr>
-              <w:rPr>
-                <w:rFonts w:eastAsiaTheme="minorEastAsia"/>
-              </w:rPr>
             </w:pPr>
             <w:r>
               <w:rPr>
-                <w:rFonts w:eastAsiaTheme="minorEastAsia"/>
-              </w:rPr>
-              <w:t>Press “ENTER” to start the calculator solving function.</w:t>
-            </w:r>
-          </w:p>
-        </w:tc>
-        <w:tc>
-          <w:tcPr>
-            <w:tcW w:w="4675" w:type="dxa"/>
-          </w:tcPr>
-          <w:p>
-            <w:pPr>
-              <w:rPr>
                 <w:noProof/>
               </w:rPr>
-            </w:pPr>
-            <w:r>
-              <w:rPr>
-                <w:noProof/>
-              </w:rPr>
               <w:drawing>
-                <wp:inline distT="0" distB="0" distL="0" distR="0" wp14:anchorId="528B720E" wp14:editId="19A5982B">
+                <wp:inline distT="0" distB="0" distL="0" distR="0" wp14:anchorId="2357D85C" wp14:editId="3E581911">
                   <wp:extent cx="1828800" cy="1216025"/>
                   <wp:effectExtent l="0" t="0" r="0" b="3175"/>
-                  <wp:docPr id="258390805" name="Picture 15" descr="Calculator graph screen. The zero of x=-3 is shown."/>
+                  <wp:docPr id="1954941183" name="Picture 12" descr="Calculator graph screen. A right bound of -2.12766 is selected."/>
                   <wp:cNvGraphicFramePr>
                     <a:graphicFrameLocks xmlns:a="http://schemas.openxmlformats.org/drawingml/2006/main" noChangeAspect="1"/>
                   </wp:cNvGraphicFramePr>
@@ -1685,7 +1437,7 @@
                     <a:graphicData uri="http://schemas.openxmlformats.org/drawingml/2006/picture">
                       <pic:pic xmlns:pic="http://schemas.openxmlformats.org/drawingml/2006/picture">
                         <pic:nvPicPr>
-                          <pic:cNvPr id="258390805" name="Picture 15" descr="Calculator graph screen. The zero of x=-3 is shown."/>
+                          <pic:cNvPr id="1954941183" name="Picture 12" descr="Calculator graph screen. A right bound of -2.12766 is selected."/>
                           <pic:cNvPicPr>
                             <a:picLocks noChangeAspect="1" noChangeArrowheads="1"/>
                           </pic:cNvPicPr>
@@ -1725,414 +1477,44 @@
           </w:p>
         </w:tc>
       </w:tr>
-    </w:tbl>
-    <w:p>
-      <w:pPr>
-        <w:rPr>
-          <w:rFonts w:eastAsiaTheme="minorEastAsia"/>
-        </w:rPr>
-      </w:pPr>
-      <w:r>
-        <w:rPr>
-          <w:rFonts w:eastAsiaTheme="minorEastAsia"/>
-        </w:rPr>
-        <w:t xml:space="preserve">One of the two solutions to the equation is </w:t>
-      </w:r>
-      <m:oMath>
-        <m:r>
-          <w:rPr>
-            <w:rFonts w:ascii="Cambria Math" w:eastAsiaTheme="minorEastAsia" w:hAnsi="Cambria Math"/>
-          </w:rPr>
-          <m:t>x=-3</m:t>
-        </m:r>
-      </m:oMath>
-      <w:r>
-        <w:rPr>
-          <w:rFonts w:eastAsiaTheme="minorEastAsia"/>
-        </w:rPr>
-        <w:t>.</w:t>
-      </w:r>
-    </w:p>
-    <w:p>
-      <w:pPr>
-        <w:pStyle w:val="Heading2"/>
-        <w:rPr>
-          <w:rFonts w:eastAsiaTheme="minorEastAsia"/>
-        </w:rPr>
-      </w:pPr>
-      <w:r>
-        <w:rPr>
-          <w:rFonts w:eastAsiaTheme="minorEastAsia"/>
-        </w:rPr>
-        <w:t>Knowledge Check</w:t>
-      </w:r>
-    </w:p>
-    <w:p>
-      <w:pPr>
-        <w:rPr>
-          <w:rFonts w:eastAsiaTheme="minorEastAsia"/>
-        </w:rPr>
-      </w:pPr>
-      <w:r>
-        <w:t xml:space="preserve">Repeat the steps to find the solution on the left. If you do it correctly, you should get </w:t>
-      </w:r>
-      <m:oMath>
-        <m:r>
-          <w:rPr>
-            <w:rFonts w:ascii="Cambria Math" w:hAnsi="Cambria Math"/>
-          </w:rPr>
-          <m:t>x=-5</m:t>
-        </m:r>
-      </m:oMath>
-      <w:r>
-        <w:rPr>
-          <w:rFonts w:eastAsiaTheme="minorEastAsia"/>
-        </w:rPr>
-        <w:t>.</w:t>
-      </w:r>
-    </w:p>
-    <w:p>
-      <w:r>
-        <w:drawing>
-          <wp:inline distT="0" distB="0" distL="0" distR="0" wp14:anchorId="53A80218" wp14:editId="1D98C7EB">
-            <wp:extent cx="1828800" cy="1216025"/>
-            <wp:effectExtent l="0" t="0" r="0" b="3175"/>
-            <wp:docPr id="313557155" name="Picture 16" descr="Calculator graph screen. The parabola is graphed with a zero of x=-5 shown."/>
-            <wp:cNvGraphicFramePr>
-              <a:graphicFrameLocks xmlns:a="http://schemas.openxmlformats.org/drawingml/2006/main" noChangeAspect="1"/>
-            </wp:cNvGraphicFramePr>
-            <a:graphic xmlns:a="http://schemas.openxmlformats.org/drawingml/2006/main">
-              <a:graphicData uri="http://schemas.openxmlformats.org/drawingml/2006/picture">
-                <pic:pic xmlns:pic="http://schemas.openxmlformats.org/drawingml/2006/picture">
-                  <pic:nvPicPr>
-                    <pic:cNvPr id="313557155" name="Picture 16" descr="Calculator graph screen. The parabola is graphed with a zero of x=-5 shown."/>
-                    <pic:cNvPicPr>
-                      <a:picLocks noChangeAspect="1" noChangeArrowheads="1"/>
-                    </pic:cNvPicPr>
-                  </pic:nvPicPr>
-                  <pic:blipFill>
-                    <a:blip r:embed="rId19">
-                      <a:extLst>
-                        <a:ext uri="{28A0092B-C50C-407E-A947-70E740481C1C}">
-                          <a14:useLocalDpi xmlns:a14="http://schemas.microsoft.com/office/drawing/2010/main" val="0"/>
-                        </a:ext>
-                      </a:extLst>
-                    </a:blip>
-                    <a:srcRect/>
-                    <a:stretch>
-                      <a:fillRect/>
-                    </a:stretch>
-                  </pic:blipFill>
-                  <pic:spPr bwMode="auto">
-                    <a:xfrm>
-                      <a:off x="0" y="0"/>
-                      <a:ext cx="1828800" cy="1216025"/>
-                    </a:xfrm>
-                    <a:prstGeom prst="rect">
-                      <a:avLst/>
-                    </a:prstGeom>
-                    <a:noFill/>
-                    <a:ln>
-                      <a:noFill/>
-                    </a:ln>
-                  </pic:spPr>
-                </pic:pic>
-              </a:graphicData>
-            </a:graphic>
-          </wp:inline>
-        </w:drawing>
-      </w:r>
-    </w:p>
-    <w:p>
-      <w:pPr>
-        <w:pStyle w:val="Heading1"/>
-      </w:pPr>
-      <w:r>
-        <w:t>Example 2</w:t>
-      </w:r>
-    </w:p>
-    <w:p>
-      <w:pPr>
-        <w:rPr>
-          <w:rFonts w:eastAsiaTheme="minorEastAsia"/>
-        </w:rPr>
-      </w:pPr>
-      <w:r>
-        <w:t>The first equation we will solve is</w:t>
-      </w:r>
-      <w:r>
-        <w:t xml:space="preserve"> </w:t>
-      </w:r>
-      <m:oMath>
-        <m:rad>
-          <m:radPr>
-            <m:degHide m:val="1"/>
-            <m:ctrlPr>
-              <w:rPr>
-                <w:rFonts w:ascii="Cambria Math" w:hAnsi="Cambria Math"/>
-                <w:i/>
-              </w:rPr>
-            </m:ctrlPr>
-          </m:radPr>
-          <m:deg/>
-          <m:e>
-            <m:r>
-              <w:rPr>
-                <w:rFonts w:ascii="Cambria Math" w:hAnsi="Cambria Math"/>
-              </w:rPr>
-              <m:t>x+3</m:t>
-            </m:r>
-          </m:e>
-        </m:rad>
-        <m:r>
-          <w:rPr>
-            <w:rFonts w:ascii="Cambria Math" w:hAnsi="Cambria Math"/>
-          </w:rPr>
-          <m:t>=</m:t>
-        </m:r>
-        <m:r>
-          <w:rPr>
-            <w:rFonts w:ascii="Cambria Math" w:eastAsiaTheme="minorEastAsia" w:hAnsi="Cambria Math"/>
-          </w:rPr>
-          <m:t>3x-1</m:t>
-        </m:r>
-      </m:oMath>
-      <w:r>
-        <w:rPr>
-          <w:rFonts w:eastAsiaTheme="minorEastAsia"/>
-        </w:rPr>
-        <w:t>.</w:t>
-      </w:r>
-    </w:p>
-    <w:p>
-      <w:pPr>
-        <w:rPr>
-          <w:rFonts w:eastAsiaTheme="minorEastAsia"/>
-        </w:rPr>
-      </w:pPr>
-      <w:r>
-        <w:rPr>
-          <w:rFonts w:eastAsiaTheme="minorEastAsia"/>
-        </w:rPr>
-        <w:t>The general strategy will be:</w:t>
-      </w:r>
-    </w:p>
-    <w:p>
-      <w:pPr>
-        <w:pStyle w:val="ListParagraph"/>
-        <w:numPr>
-          <w:ilvl w:val="0"/>
-          <w:numId w:val="3"/>
-        </w:numPr>
-      </w:pPr>
-      <w:r>
-        <w:t>Graph the function</w:t>
-      </w:r>
-      <w:r>
-        <w:t>s</w:t>
-      </w:r>
-      <w:r>
-        <w:t xml:space="preserve"> </w:t>
-      </w:r>
-      <m:oMath>
-        <m:r>
-          <w:rPr>
-            <w:rFonts w:ascii="Cambria Math" w:hAnsi="Cambria Math"/>
-          </w:rPr>
-          <m:t>y=</m:t>
-        </m:r>
-        <m:rad>
-          <m:radPr>
-            <m:degHide m:val="1"/>
-            <m:ctrlPr>
-              <w:rPr>
-                <w:rFonts w:ascii="Cambria Math" w:hAnsi="Cambria Math"/>
-                <w:i/>
-              </w:rPr>
-            </m:ctrlPr>
-          </m:radPr>
-          <m:deg/>
-          <m:e>
-            <m:r>
-              <w:rPr>
-                <w:rFonts w:ascii="Cambria Math" w:hAnsi="Cambria Math"/>
-              </w:rPr>
-              <m:t>x+3</m:t>
-            </m:r>
-          </m:e>
-        </m:rad>
-      </m:oMath>
-      <w:r>
-        <w:rPr>
-          <w:rFonts w:eastAsiaTheme="minorEastAsia"/>
-        </w:rPr>
-        <w:t xml:space="preserve"> and </w:t>
-      </w:r>
-      <m:oMath>
-        <m:r>
-          <w:rPr>
-            <w:rFonts w:ascii="Cambria Math" w:eastAsiaTheme="minorEastAsia" w:hAnsi="Cambria Math"/>
-          </w:rPr>
-          <m:t>y=3x-1</m:t>
-        </m:r>
-      </m:oMath>
-      <w:r>
-        <w:rPr>
-          <w:rFonts w:eastAsiaTheme="minorEastAsia"/>
-        </w:rPr>
-        <w:t xml:space="preserve"> </w:t>
-      </w:r>
-      <w:r>
-        <w:rPr>
-          <w:rFonts w:eastAsiaTheme="minorEastAsia"/>
-        </w:rPr>
-        <w:t>on the calculator</w:t>
-      </w:r>
-      <w:r>
-        <w:rPr>
-          <w:rFonts w:eastAsiaTheme="minorEastAsia"/>
-        </w:rPr>
-        <w:t xml:space="preserve"> at the same time</w:t>
-      </w:r>
-      <w:r>
-        <w:rPr>
-          <w:rFonts w:eastAsiaTheme="minorEastAsia"/>
-        </w:rPr>
-        <w:t>.</w:t>
-      </w:r>
-    </w:p>
-    <w:p>
-      <w:pPr>
-        <w:pStyle w:val="ListParagraph"/>
-        <w:numPr>
-          <w:ilvl w:val="0"/>
-          <w:numId w:val="3"/>
-        </w:numPr>
-      </w:pPr>
-      <w:r>
-        <w:rPr>
-          <w:rFonts w:eastAsiaTheme="minorEastAsia"/>
-        </w:rPr>
-        <w:t>Let the calculator tell us</w:t>
-      </w:r>
-      <w:r>
-        <w:rPr>
-          <w:rFonts w:eastAsiaTheme="minorEastAsia"/>
-        </w:rPr>
-        <w:t xml:space="preserve"> the points where the graphs intersect</w:t>
-      </w:r>
-      <w:r>
-        <w:rPr>
-          <w:rFonts w:eastAsiaTheme="minorEastAsia"/>
-        </w:rPr>
-        <w:t>.</w:t>
-      </w:r>
-    </w:p>
-    <w:p>
-      <w:pPr>
-        <w:pStyle w:val="ListParagraph"/>
-        <w:numPr>
-          <w:ilvl w:val="0"/>
-          <w:numId w:val="3"/>
-        </w:numPr>
-      </w:pPr>
-      <w:r>
-        <w:rPr>
-          <w:rFonts w:eastAsiaTheme="minorEastAsia"/>
-        </w:rPr>
-        <w:t xml:space="preserve">The </w:t>
-      </w:r>
-      <m:oMath>
-        <m:r>
-          <w:rPr>
-            <w:rFonts w:ascii="Cambria Math" w:eastAsiaTheme="minorEastAsia" w:hAnsi="Cambria Math"/>
-          </w:rPr>
-          <m:t>x</m:t>
-        </m:r>
-      </m:oMath>
-      <w:r>
-        <w:rPr>
-          <w:rFonts w:eastAsiaTheme="minorEastAsia"/>
-        </w:rPr>
-        <w:t>-coordinate of these points are solutions to the equation.</w:t>
-      </w:r>
-    </w:p>
-    <w:p>
-      <w:pPr>
-        <w:pStyle w:val="Heading2"/>
-        <w:rPr>
-          <w:rFonts w:eastAsiaTheme="minorHAnsi"/>
-        </w:rPr>
-      </w:pPr>
-      <w:r>
-        <w:rPr>
-          <w:rFonts w:eastAsiaTheme="minorHAnsi"/>
-        </w:rPr>
-        <w:t>Setting Up the Graph</w:t>
-      </w:r>
-    </w:p>
-    <w:tbl>
-      <w:tblPr>
-        <w:tblStyle w:val="TableGrid"/>
-        <w:tblW w:w="0" w:type="auto"/>
-        <w:tblLook w:val="04A0" w:firstRow="1" w:lastRow="0" w:firstColumn="1" w:lastColumn="0" w:noHBand="0" w:noVBand="1"/>
-      </w:tblPr>
-      <w:tblGrid>
-        <w:gridCol w:w="4675"/>
-        <w:gridCol w:w="4675"/>
-      </w:tblGrid>
       <w:tr>
         <w:tc>
           <w:tcPr>
             <w:tcW w:w="4675" w:type="dxa"/>
           </w:tcPr>
           <w:p>
-            <w:r>
-              <w:t>Action</w:t>
-            </w:r>
-          </w:p>
-        </w:tc>
-        <w:tc>
-          <w:tcPr>
-            <w:tcW w:w="4675" w:type="dxa"/>
-          </w:tcPr>
-          <w:p>
-            <w:r>
-              <w:t>Calculator Screen</w:t>
-            </w:r>
-          </w:p>
-        </w:tc>
-      </w:tr>
-      <w:tr>
-        <w:tc>
-          <w:tcPr>
-            <w:tcW w:w="4675" w:type="dxa"/>
-          </w:tcPr>
-          <w:p>
-            <w:r>
-              <w:t>Press “Y=”.</w:t>
-            </w:r>
-          </w:p>
-          <w:p>
-            <w:r>
-              <w:t>Clear out any old functions in your calculator.</w:t>
-            </w:r>
-          </w:p>
-        </w:tc>
-        <w:tc>
-          <w:tcPr>
-            <w:tcW w:w="4675" w:type="dxa"/>
-          </w:tcPr>
-          <w:p>
-            <w:r>
+            <w:pPr>
+              <w:rPr>
+                <w:rFonts w:eastAsiaTheme="minorEastAsia"/>
+              </w:rPr>
+            </w:pPr>
+            <w:r>
+              <w:rPr>
+                <w:rFonts w:eastAsiaTheme="minorEastAsia"/>
+              </w:rPr>
+              <w:t>Press “ENTER” to lock the right endpoint in place.</w:t>
+            </w:r>
+          </w:p>
+        </w:tc>
+        <w:tc>
+          <w:tcPr>
+            <w:tcW w:w="4675" w:type="dxa"/>
+          </w:tcPr>
+          <w:p>
+            <w:pPr>
               <w:rPr>
                 <w:noProof/>
               </w:rPr>
+            </w:pPr>
+            <w:r>
+              <w:rPr>
+                <w:noProof/>
+              </w:rPr>
               <w:drawing>
-                <wp:inline distT="0" distB="0" distL="0" distR="0" wp14:anchorId="1D80ACCB" wp14:editId="587D0189">
+                <wp:inline distT="0" distB="0" distL="0" distR="0" wp14:anchorId="54D4FF6F" wp14:editId="776A44F9">
                   <wp:extent cx="1828800" cy="1216025"/>
                   <wp:effectExtent l="0" t="0" r="0" b="3175"/>
-                  <wp:docPr id="1906346633" name="Picture 5" descr="Empty calculator Y= screen."/>
+                  <wp:docPr id="865263023" name="Picture 14" descr="Calculator graph screen. The calculator is asking for a guess."/>
                   <wp:cNvGraphicFramePr>
                     <a:graphicFrameLocks xmlns:a="http://schemas.openxmlformats.org/drawingml/2006/main" noChangeAspect="1"/>
                   </wp:cNvGraphicFramePr>
@@ -2140,13 +1522,13 @@
                     <a:graphicData uri="http://schemas.openxmlformats.org/drawingml/2006/picture">
                       <pic:pic xmlns:pic="http://schemas.openxmlformats.org/drawingml/2006/picture">
                         <pic:nvPicPr>
-                          <pic:cNvPr id="1906346633" name="Picture 5" descr="Empty calculator Y= screen."/>
+                          <pic:cNvPr id="865263023" name="Picture 14" descr="Calculator graph screen. The calculator is asking for a guess."/>
                           <pic:cNvPicPr>
                             <a:picLocks noChangeAspect="1" noChangeArrowheads="1"/>
                           </pic:cNvPicPr>
                         </pic:nvPicPr>
                         <pic:blipFill>
-                          <a:blip r:embed="rId9">
+                          <a:blip r:embed="rId19">
                             <a:extLst>
                               <a:ext uri="{28A0092B-C50C-407E-A947-70E740481C1C}">
                                 <a14:useLocalDpi xmlns:a14="http://schemas.microsoft.com/office/drawing/2010/main" val="0"/>
@@ -2186,52 +1568,66 @@
             <w:tcW w:w="4675" w:type="dxa"/>
           </w:tcPr>
           <w:p>
-            <w:r>
+            <w:pPr>
+              <w:rPr>
+                <w:rFonts w:eastAsiaTheme="minorEastAsia"/>
+              </w:rPr>
+            </w:pPr>
+            <w:r>
+              <w:rPr>
+                <w:rFonts w:eastAsiaTheme="minorEastAsia"/>
+              </w:rPr>
               <w:lastRenderedPageBreak/>
-              <w:t>Type “</w:t>
-            </w:r>
-            <w:r>
-              <w:t>√</w:t>
-            </w:r>
-            <w:r>
-              <w:t>(X+3)” for Y1.</w:t>
-            </w:r>
-          </w:p>
-          <w:p>
-            <w:r>
-              <w:t>Type “3X-1” for Y2.</w:t>
-            </w:r>
-          </w:p>
-          <w:p/>
-          <w:p>
-            <w:r>
-              <w:t>Type “2ND" and “x</w:t>
-            </w:r>
-            <w:r>
-              <w:rPr>
-                <w:vertAlign w:val="superscript"/>
-              </w:rPr>
-              <w:t>2</w:t>
-            </w:r>
-            <w:r>
-              <w:t>” to get the square root symbol.</w:t>
-            </w:r>
-          </w:p>
-        </w:tc>
-        <w:tc>
-          <w:tcPr>
-            <w:tcW w:w="4675" w:type="dxa"/>
-          </w:tcPr>
-          <w:p>
-            <w:r>
+              <w:t xml:space="preserve">Use the left arrow to move the crosshair close to where the graph crosses the </w:t>
+            </w:r>
+            <m:oMath>
+              <m:r>
+                <w:rPr>
+                  <w:rFonts w:ascii="Cambria Math" w:eastAsiaTheme="minorEastAsia" w:hAnsi="Cambria Math"/>
+                </w:rPr>
+                <m:t>y</m:t>
+              </m:r>
+            </m:oMath>
+            <w:r>
+              <w:rPr>
+                <w:rFonts w:eastAsiaTheme="minorEastAsia"/>
+              </w:rPr>
+              <w:t>-axis.</w:t>
+            </w:r>
+          </w:p>
+          <w:p>
+            <w:pPr>
+              <w:rPr>
+                <w:rFonts w:eastAsiaTheme="minorEastAsia"/>
+              </w:rPr>
+            </w:pPr>
+            <w:r>
+              <w:rPr>
+                <w:rFonts w:eastAsiaTheme="minorEastAsia"/>
+              </w:rPr>
+              <w:t>Press “ENTER” to start the calculator solving function.</w:t>
+            </w:r>
+          </w:p>
+        </w:tc>
+        <w:tc>
+          <w:tcPr>
+            <w:tcW w:w="4675" w:type="dxa"/>
+          </w:tcPr>
+          <w:p>
+            <w:pPr>
               <w:rPr>
                 <w:noProof/>
               </w:rPr>
+            </w:pPr>
+            <w:r>
+              <w:rPr>
+                <w:noProof/>
+              </w:rPr>
               <w:drawing>
-                <wp:inline distT="0" distB="0" distL="0" distR="0" wp14:anchorId="488F3BA7" wp14:editId="508BDB8F">
+                <wp:inline distT="0" distB="0" distL="0" distR="0" wp14:anchorId="528B720E" wp14:editId="19A5982B">
                   <wp:extent cx="1828800" cy="1216025"/>
                   <wp:effectExtent l="0" t="0" r="0" b="3175"/>
-                  <wp:docPr id="1234941511" name="Picture 18" descr="Calculator Y= screen with square root (x+3) for Y1 and 3x-1 for Y2."/>
+                  <wp:docPr id="258390805" name="Picture 15" descr="Calculator graph screen. The zero of x=-3 is shown."/>
                   <wp:cNvGraphicFramePr>
                     <a:graphicFrameLocks xmlns:a="http://schemas.openxmlformats.org/drawingml/2006/main" noChangeAspect="1"/>
                   </wp:cNvGraphicFramePr>
@@ -2239,7 +1635,7 @@
                     <a:graphicData uri="http://schemas.openxmlformats.org/drawingml/2006/picture">
                       <pic:pic xmlns:pic="http://schemas.openxmlformats.org/drawingml/2006/picture">
                         <pic:nvPicPr>
-                          <pic:cNvPr id="1234941511" name="Picture 18" descr="Calculator Y= screen with square root (x+3) for Y1 and 3x-1 for Y2."/>
+                          <pic:cNvPr id="258390805" name="Picture 15" descr="Calculator graph screen. The zero of x=-3 is shown."/>
                           <pic:cNvPicPr>
                             <a:picLocks noChangeAspect="1" noChangeArrowheads="1"/>
                           </pic:cNvPicPr>
@@ -2279,6 +1675,365 @@
           </w:p>
         </w:tc>
       </w:tr>
+    </w:tbl>
+    <w:p>
+      <w:pPr>
+        <w:rPr>
+          <w:rFonts w:eastAsiaTheme="minorEastAsia"/>
+        </w:rPr>
+      </w:pPr>
+      <w:r>
+        <w:rPr>
+          <w:rFonts w:eastAsiaTheme="minorEastAsia"/>
+        </w:rPr>
+        <w:t xml:space="preserve">One of the two solutions to the equation is </w:t>
+      </w:r>
+      <m:oMath>
+        <m:r>
+          <w:rPr>
+            <w:rFonts w:ascii="Cambria Math" w:eastAsiaTheme="minorEastAsia" w:hAnsi="Cambria Math"/>
+          </w:rPr>
+          <m:t>x=-3</m:t>
+        </m:r>
+      </m:oMath>
+      <w:r>
+        <w:rPr>
+          <w:rFonts w:eastAsiaTheme="minorEastAsia"/>
+        </w:rPr>
+        <w:t>.</w:t>
+      </w:r>
+    </w:p>
+    <w:p>
+      <w:pPr>
+        <w:pStyle w:val="Heading2"/>
+        <w:rPr>
+          <w:rFonts w:eastAsiaTheme="minorEastAsia"/>
+        </w:rPr>
+      </w:pPr>
+      <w:r>
+        <w:rPr>
+          <w:rFonts w:eastAsiaTheme="minorEastAsia"/>
+        </w:rPr>
+        <w:t>Knowledge Check</w:t>
+      </w:r>
+    </w:p>
+    <w:p>
+      <w:pPr>
+        <w:rPr>
+          <w:rFonts w:eastAsiaTheme="minorEastAsia"/>
+        </w:rPr>
+      </w:pPr>
+      <w:r>
+        <w:t xml:space="preserve">Repeat the steps to find the solution on the left. If you do it correctly, you should get </w:t>
+      </w:r>
+      <m:oMath>
+        <m:r>
+          <w:rPr>
+            <w:rFonts w:ascii="Cambria Math" w:hAnsi="Cambria Math"/>
+          </w:rPr>
+          <m:t>x=-5</m:t>
+        </m:r>
+      </m:oMath>
+      <w:r>
+        <w:rPr>
+          <w:rFonts w:eastAsiaTheme="minorEastAsia"/>
+        </w:rPr>
+        <w:t>.</w:t>
+      </w:r>
+    </w:p>
+    <w:p>
+      <w:r>
+        <w:rPr>
+          <w:noProof/>
+        </w:rPr>
+        <w:drawing>
+          <wp:inline distT="0" distB="0" distL="0" distR="0" wp14:anchorId="53A80218" wp14:editId="1D98C7EB">
+            <wp:extent cx="1828800" cy="1216025"/>
+            <wp:effectExtent l="0" t="0" r="0" b="3175"/>
+            <wp:docPr id="313557155" name="Picture 16" descr="Calculator graph screen. The parabola is graphed with a zero of x=-5 shown."/>
+            <wp:cNvGraphicFramePr>
+              <a:graphicFrameLocks xmlns:a="http://schemas.openxmlformats.org/drawingml/2006/main" noChangeAspect="1"/>
+            </wp:cNvGraphicFramePr>
+            <a:graphic xmlns:a="http://schemas.openxmlformats.org/drawingml/2006/main">
+              <a:graphicData uri="http://schemas.openxmlformats.org/drawingml/2006/picture">
+                <pic:pic xmlns:pic="http://schemas.openxmlformats.org/drawingml/2006/picture">
+                  <pic:nvPicPr>
+                    <pic:cNvPr id="313557155" name="Picture 16" descr="Calculator graph screen. The parabola is graphed with a zero of x=-5 shown."/>
+                    <pic:cNvPicPr>
+                      <a:picLocks noChangeAspect="1" noChangeArrowheads="1"/>
+                    </pic:cNvPicPr>
+                  </pic:nvPicPr>
+                  <pic:blipFill>
+                    <a:blip r:embed="rId21">
+                      <a:extLst>
+                        <a:ext uri="{28A0092B-C50C-407E-A947-70E740481C1C}">
+                          <a14:useLocalDpi xmlns:a14="http://schemas.microsoft.com/office/drawing/2010/main" val="0"/>
+                        </a:ext>
+                      </a:extLst>
+                    </a:blip>
+                    <a:srcRect/>
+                    <a:stretch>
+                      <a:fillRect/>
+                    </a:stretch>
+                  </pic:blipFill>
+                  <pic:spPr bwMode="auto">
+                    <a:xfrm>
+                      <a:off x="0" y="0"/>
+                      <a:ext cx="1828800" cy="1216025"/>
+                    </a:xfrm>
+                    <a:prstGeom prst="rect">
+                      <a:avLst/>
+                    </a:prstGeom>
+                    <a:noFill/>
+                    <a:ln>
+                      <a:noFill/>
+                    </a:ln>
+                  </pic:spPr>
+                </pic:pic>
+              </a:graphicData>
+            </a:graphic>
+          </wp:inline>
+        </w:drawing>
+      </w:r>
+    </w:p>
+    <w:p>
+      <w:pPr>
+        <w:pStyle w:val="Heading1"/>
+      </w:pPr>
+      <w:r>
+        <w:t>Example 2</w:t>
+      </w:r>
+    </w:p>
+    <w:p>
+      <w:pPr>
+        <w:rPr>
+          <w:rFonts w:eastAsiaTheme="minorEastAsia"/>
+        </w:rPr>
+      </w:pPr>
+      <w:r>
+        <w:t>The first equation we will solve is</w:t>
+      </w:r>
+      <w:r>
+        <w:t xml:space="preserve"> </w:t>
+      </w:r>
+      <m:oMath>
+        <m:rad>
+          <m:radPr>
+            <m:degHide m:val="1"/>
+            <m:ctrlPr>
+              <w:rPr>
+                <w:rFonts w:ascii="Cambria Math" w:hAnsi="Cambria Math"/>
+                <w:i/>
+              </w:rPr>
+            </m:ctrlPr>
+          </m:radPr>
+          <m:deg/>
+          <m:e>
+            <m:r>
+              <w:rPr>
+                <w:rFonts w:ascii="Cambria Math" w:hAnsi="Cambria Math"/>
+              </w:rPr>
+              <m:t>x+3</m:t>
+            </m:r>
+          </m:e>
+        </m:rad>
+        <m:r>
+          <w:rPr>
+            <w:rFonts w:ascii="Cambria Math" w:hAnsi="Cambria Math"/>
+          </w:rPr>
+          <m:t>=</m:t>
+        </m:r>
+        <m:r>
+          <w:rPr>
+            <w:rFonts w:ascii="Cambria Math" w:eastAsiaTheme="minorEastAsia" w:hAnsi="Cambria Math"/>
+          </w:rPr>
+          <m:t>3x-1</m:t>
+        </m:r>
+      </m:oMath>
+      <w:r>
+        <w:rPr>
+          <w:rFonts w:eastAsiaTheme="minorEastAsia"/>
+        </w:rPr>
+        <w:t>.</w:t>
+      </w:r>
+    </w:p>
+    <w:p>
+      <w:pPr>
+        <w:rPr>
+          <w:rFonts w:eastAsiaTheme="minorEastAsia"/>
+        </w:rPr>
+      </w:pPr>
+      <w:r>
+        <w:rPr>
+          <w:rFonts w:eastAsiaTheme="minorEastAsia"/>
+        </w:rPr>
+        <w:t>The general strategy will be:</w:t>
+      </w:r>
+    </w:p>
+    <w:p>
+      <w:pPr>
+        <w:pStyle w:val="ListParagraph"/>
+        <w:numPr>
+          <w:ilvl w:val="0"/>
+          <w:numId w:val="3"/>
+        </w:numPr>
+      </w:pPr>
+      <w:r>
+        <w:t>Graph the function</w:t>
+      </w:r>
+      <w:r>
+        <w:t>s</w:t>
+      </w:r>
+      <w:r>
+        <w:t xml:space="preserve"> </w:t>
+      </w:r>
+      <m:oMath>
+        <m:r>
+          <w:rPr>
+            <w:rFonts w:ascii="Cambria Math" w:hAnsi="Cambria Math"/>
+          </w:rPr>
+          <m:t>y=</m:t>
+        </m:r>
+        <m:rad>
+          <m:radPr>
+            <m:degHide m:val="1"/>
+            <m:ctrlPr>
+              <w:rPr>
+                <w:rFonts w:ascii="Cambria Math" w:hAnsi="Cambria Math"/>
+                <w:i/>
+              </w:rPr>
+            </m:ctrlPr>
+          </m:radPr>
+          <m:deg/>
+          <m:e>
+            <m:r>
+              <w:rPr>
+                <w:rFonts w:ascii="Cambria Math" w:hAnsi="Cambria Math"/>
+              </w:rPr>
+              <m:t>x+3</m:t>
+            </m:r>
+          </m:e>
+        </m:rad>
+      </m:oMath>
+      <w:r>
+        <w:rPr>
+          <w:rFonts w:eastAsiaTheme="minorEastAsia"/>
+        </w:rPr>
+        <w:t xml:space="preserve"> and </w:t>
+      </w:r>
+      <m:oMath>
+        <m:r>
+          <w:rPr>
+            <w:rFonts w:ascii="Cambria Math" w:eastAsiaTheme="minorEastAsia" w:hAnsi="Cambria Math"/>
+          </w:rPr>
+          <m:t>y=3x-1</m:t>
+        </m:r>
+      </m:oMath>
+      <w:r>
+        <w:rPr>
+          <w:rFonts w:eastAsiaTheme="minorEastAsia"/>
+        </w:rPr>
+        <w:t xml:space="preserve"> </w:t>
+      </w:r>
+      <w:r>
+        <w:rPr>
+          <w:rFonts w:eastAsiaTheme="minorEastAsia"/>
+        </w:rPr>
+        <w:t>on the calculator</w:t>
+      </w:r>
+      <w:r>
+        <w:rPr>
+          <w:rFonts w:eastAsiaTheme="minorEastAsia"/>
+        </w:rPr>
+        <w:t xml:space="preserve"> at the same time</w:t>
+      </w:r>
+      <w:r>
+        <w:rPr>
+          <w:rFonts w:eastAsiaTheme="minorEastAsia"/>
+        </w:rPr>
+        <w:t>.</w:t>
+      </w:r>
+    </w:p>
+    <w:p>
+      <w:pPr>
+        <w:pStyle w:val="ListParagraph"/>
+        <w:numPr>
+          <w:ilvl w:val="0"/>
+          <w:numId w:val="3"/>
+        </w:numPr>
+      </w:pPr>
+      <w:r>
+        <w:rPr>
+          <w:rFonts w:eastAsiaTheme="minorEastAsia"/>
+        </w:rPr>
+        <w:t>Let the calculator tell us</w:t>
+      </w:r>
+      <w:r>
+        <w:rPr>
+          <w:rFonts w:eastAsiaTheme="minorEastAsia"/>
+        </w:rPr>
+        <w:t xml:space="preserve"> the points where the graphs intersect</w:t>
+      </w:r>
+      <w:r>
+        <w:rPr>
+          <w:rFonts w:eastAsiaTheme="minorEastAsia"/>
+        </w:rPr>
+        <w:t>.</w:t>
+      </w:r>
+    </w:p>
+    <w:p>
+      <w:pPr>
+        <w:pStyle w:val="ListParagraph"/>
+        <w:numPr>
+          <w:ilvl w:val="0"/>
+          <w:numId w:val="3"/>
+        </w:numPr>
+      </w:pPr>
+      <w:r>
+        <w:rPr>
+          <w:rFonts w:eastAsiaTheme="minorEastAsia"/>
+        </w:rPr>
+        <w:t xml:space="preserve">The </w:t>
+      </w:r>
+      <m:oMath>
+        <m:r>
+          <w:rPr>
+            <w:rFonts w:ascii="Cambria Math" w:eastAsiaTheme="minorEastAsia" w:hAnsi="Cambria Math"/>
+          </w:rPr>
+          <m:t>x</m:t>
+        </m:r>
+      </m:oMath>
+      <w:r>
+        <w:rPr>
+          <w:rFonts w:eastAsiaTheme="minorEastAsia"/>
+        </w:rPr>
+        <w:t>-coordinate of these points are solutions to the equation.</w:t>
+      </w:r>
+    </w:p>
+    <w:p>
+      <w:pPr>
+        <w:pStyle w:val="Heading2"/>
+        <w:rPr>
+          <w:rFonts w:eastAsiaTheme="minorHAnsi"/>
+        </w:rPr>
+      </w:pPr>
+      <w:r>
+        <w:rPr>
+          <w:rFonts w:eastAsiaTheme="minorHAnsi"/>
+        </w:rPr>
+        <w:t>Setting Up the Graph</w:t>
+      </w:r>
+    </w:p>
+    <w:tbl>
+      <w:tblPr>
+        <w:tblStyle w:val="TableGrid"/>
+        <w:tblW w:w="0" w:type="auto"/>
+        <w:tblLook w:val="04A0" w:firstRow="1" w:lastRow="0" w:firstColumn="1" w:lastColumn="0" w:noHBand="0" w:noVBand="1"/>
+      </w:tblPr>
+      <w:tblGrid>
+        <w:gridCol w:w="4675"/>
+        <w:gridCol w:w="4675"/>
+      </w:tblGrid>
       <w:tr>
         <w:tc>
           <w:tcPr>
@@ -2286,7 +2041,34 @@
           </w:tcPr>
           <w:p>
             <w:r>
-              <w:t>Press “GRAPH” to see the graphs.</w:t>
+              <w:t>Action</w:t>
+            </w:r>
+          </w:p>
+        </w:tc>
+        <w:tc>
+          <w:tcPr>
+            <w:tcW w:w="4675" w:type="dxa"/>
+          </w:tcPr>
+          <w:p>
+            <w:r>
+              <w:t>Calculator Screen</w:t>
+            </w:r>
+          </w:p>
+        </w:tc>
+      </w:tr>
+      <w:tr>
+        <w:tc>
+          <w:tcPr>
+            <w:tcW w:w="4675" w:type="dxa"/>
+          </w:tcPr>
+          <w:p>
+            <w:r>
+              <w:t>Press “Y=”.</w:t>
+            </w:r>
+          </w:p>
+          <w:p>
+            <w:r>
+              <w:t>Clear out any old functions in your calculator.</w:t>
             </w:r>
           </w:p>
         </w:tc>
@@ -2300,10 +2082,10 @@
                 <w:noProof/>
               </w:rPr>
               <w:drawing>
-                <wp:inline distT="0" distB="0" distL="0" distR="0" wp14:anchorId="0EDABCCC" wp14:editId="28A9F0EC">
+                <wp:inline distT="0" distB="0" distL="0" distR="0" wp14:anchorId="1D80ACCB" wp14:editId="587D0189">
                   <wp:extent cx="1828800" cy="1216025"/>
                   <wp:effectExtent l="0" t="0" r="0" b="3175"/>
-                  <wp:docPr id="1461585991" name="Picture 19" descr="Calculator graph screen. A slanted line and curved graph are shown. The graphs intersect at a single point in the upper right."/>
+                  <wp:docPr id="1906346633" name="Picture 5" descr="Empty calculator Y= screen."/>
                   <wp:cNvGraphicFramePr>
                     <a:graphicFrameLocks xmlns:a="http://schemas.openxmlformats.org/drawingml/2006/main" noChangeAspect="1"/>
                   </wp:cNvGraphicFramePr>
@@ -2311,13 +2093,13 @@
                     <a:graphicData uri="http://schemas.openxmlformats.org/drawingml/2006/picture">
                       <pic:pic xmlns:pic="http://schemas.openxmlformats.org/drawingml/2006/picture">
                         <pic:nvPicPr>
-                          <pic:cNvPr id="1461585991" name="Picture 19" descr="Calculator graph screen. A slanted line and curved graph are shown. The graphs intersect at a single point in the upper right."/>
+                          <pic:cNvPr id="1906346633" name="Picture 5" descr="Empty calculator Y= screen."/>
                           <pic:cNvPicPr>
                             <a:picLocks noChangeAspect="1" noChangeArrowheads="1"/>
                           </pic:cNvPicPr>
                         </pic:nvPicPr>
                         <pic:blipFill>
-                          <a:blip r:embed="rId21">
+                          <a:blip r:embed="rId11">
                             <a:extLst>
                               <a:ext uri="{28A0092B-C50C-407E-A947-70E740481C1C}">
                                 <a14:useLocalDpi xmlns:a14="http://schemas.microsoft.com/office/drawing/2010/main" val="0"/>
@@ -2351,40 +2133,6 @@
           </w:p>
         </w:tc>
       </w:tr>
-    </w:tbl>
-    <w:p>
-      <w:r>
-        <w:t>There are two graphs: one that is a slanting line, and the other is curving off to the right.</w:t>
-      </w:r>
-    </w:p>
-    <w:p>
-      <w:r>
-        <w:t>The graphs intersect at one point.</w:t>
-      </w:r>
-    </w:p>
-    <w:p>
-      <w:r>
-        <w:t>We will use the calculator’s intersection function to find the point of intersection.</w:t>
-      </w:r>
-    </w:p>
-    <w:p>
-      <w:pPr>
-        <w:pStyle w:val="Heading2"/>
-      </w:pPr>
-      <w:r>
-        <w:t>Calculate the Intersection</w:t>
-      </w:r>
-    </w:p>
-    <w:tbl>
-      <w:tblPr>
-        <w:tblStyle w:val="TableGrid"/>
-        <w:tblW w:w="0" w:type="auto"/>
-        <w:tblLook w:val="04A0" w:firstRow="1" w:lastRow="0" w:firstColumn="1" w:lastColumn="0" w:noHBand="0" w:noVBand="1"/>
-      </w:tblPr>
-      <w:tblGrid>
-        <w:gridCol w:w="4675"/>
-        <w:gridCol w:w="4675"/>
-      </w:tblGrid>
       <w:tr>
         <w:tc>
           <w:tcPr>
@@ -2392,32 +2140,34 @@
           </w:tcPr>
           <w:p>
             <w:r>
-              <w:t>Action</w:t>
-            </w:r>
-          </w:p>
-        </w:tc>
-        <w:tc>
-          <w:tcPr>
-            <w:tcW w:w="4675" w:type="dxa"/>
-          </w:tcPr>
-          <w:p>
-            <w:r>
-              <w:t>Calculator Screen</w:t>
-            </w:r>
-          </w:p>
-        </w:tc>
-      </w:tr>
-      <w:tr>
-        <w:tc>
-          <w:tcPr>
-            <w:tcW w:w="4675" w:type="dxa"/>
-          </w:tcPr>
-          <w:p>
-            <w:r>
-              <w:rPr>
-                <w:rFonts w:eastAsiaTheme="minorEastAsia"/>
-              </w:rPr>
-              <w:t>Press “2ND" and “TRACE” to enter the CALCULATE menu.</w:t>
+              <w:lastRenderedPageBreak/>
+              <w:t>Type “</w:t>
+            </w:r>
+            <w:r>
+              <w:t>√</w:t>
+            </w:r>
+            <w:r>
+              <w:t>(X+3)” for Y1.</w:t>
+            </w:r>
+          </w:p>
+          <w:p>
+            <w:r>
+              <w:t>Type “3X-1” for Y2.</w:t>
+            </w:r>
+          </w:p>
+          <w:p/>
+          <w:p>
+            <w:r>
+              <w:t>Type “2ND" and “x</w:t>
+            </w:r>
+            <w:r>
+              <w:rPr>
+                <w:vertAlign w:val="superscript"/>
+              </w:rPr>
+              <w:t>2</w:t>
+            </w:r>
+            <w:r>
+              <w:t>” to get the square root symbol.</w:t>
             </w:r>
           </w:p>
         </w:tc>
@@ -2431,10 +2181,10 @@
                 <w:noProof/>
               </w:rPr>
               <w:drawing>
-                <wp:inline distT="0" distB="0" distL="0" distR="0" wp14:anchorId="78D4ABE1" wp14:editId="69C201F8">
+                <wp:inline distT="0" distB="0" distL="0" distR="0" wp14:anchorId="488F3BA7" wp14:editId="508BDB8F">
                   <wp:extent cx="1828800" cy="1216025"/>
                   <wp:effectExtent l="0" t="0" r="0" b="3175"/>
-                  <wp:docPr id="2117430750" name="Picture 8" descr="Calculator calculate menu."/>
+                  <wp:docPr id="1234941511" name="Picture 18" descr="Calculator Y= screen with square root (x+3) for Y1 and 3x-1 for Y2."/>
                   <wp:cNvGraphicFramePr>
                     <a:graphicFrameLocks xmlns:a="http://schemas.openxmlformats.org/drawingml/2006/main" noChangeAspect="1"/>
                   </wp:cNvGraphicFramePr>
@@ -2442,79 +2192,7 @@
                     <a:graphicData uri="http://schemas.openxmlformats.org/drawingml/2006/picture">
                       <pic:pic xmlns:pic="http://schemas.openxmlformats.org/drawingml/2006/picture">
                         <pic:nvPicPr>
-                          <pic:cNvPr id="2117430750" name="Picture 8" descr="Calculator calculate menu."/>
-                          <pic:cNvPicPr>
-                            <a:picLocks noChangeAspect="1" noChangeArrowheads="1"/>
-                          </pic:cNvPicPr>
-                        </pic:nvPicPr>
-                        <pic:blipFill>
-                          <a:blip r:embed="rId12">
-                            <a:extLst>
-                              <a:ext uri="{28A0092B-C50C-407E-A947-70E740481C1C}">
-                                <a14:useLocalDpi xmlns:a14="http://schemas.microsoft.com/office/drawing/2010/main" val="0"/>
-                              </a:ext>
-                            </a:extLst>
-                          </a:blip>
-                          <a:srcRect/>
-                          <a:stretch>
-                            <a:fillRect/>
-                          </a:stretch>
-                        </pic:blipFill>
-                        <pic:spPr bwMode="auto">
-                          <a:xfrm>
-                            <a:off x="0" y="0"/>
-                            <a:ext cx="1828800" cy="1216025"/>
-                          </a:xfrm>
-                          <a:prstGeom prst="rect">
-                            <a:avLst/>
-                          </a:prstGeom>
-                          <a:noFill/>
-                          <a:ln>
-                            <a:noFill/>
-                          </a:ln>
-                        </pic:spPr>
-                      </pic:pic>
-                    </a:graphicData>
-                  </a:graphic>
-                </wp:inline>
-              </w:drawing>
-            </w:r>
-          </w:p>
-        </w:tc>
-      </w:tr>
-      <w:tr>
-        <w:tc>
-          <w:tcPr>
-            <w:tcW w:w="4675" w:type="dxa"/>
-          </w:tcPr>
-          <w:p>
-            <w:r>
-              <w:t>Press “5” to use the “intersect” function.</w:t>
-            </w:r>
-          </w:p>
-        </w:tc>
-        <w:tc>
-          <w:tcPr>
-            <w:tcW w:w="4675" w:type="dxa"/>
-          </w:tcPr>
-          <w:p>
-            <w:r>
-              <w:rPr>
-                <w:noProof/>
-              </w:rPr>
-              <w:drawing>
-                <wp:inline distT="0" distB="0" distL="0" distR="0" wp14:anchorId="406D3E83" wp14:editId="657A1978">
-                  <wp:extent cx="1828800" cy="1216025"/>
-                  <wp:effectExtent l="0" t="0" r="0" b="3175"/>
-                  <wp:docPr id="448953409" name="Picture 20" descr="Calculator graph screen. The calculator is asking for the first curve."/>
-                  <wp:cNvGraphicFramePr>
-                    <a:graphicFrameLocks xmlns:a="http://schemas.openxmlformats.org/drawingml/2006/main" noChangeAspect="1"/>
-                  </wp:cNvGraphicFramePr>
-                  <a:graphic xmlns:a="http://schemas.openxmlformats.org/drawingml/2006/main">
-                    <a:graphicData uri="http://schemas.openxmlformats.org/drawingml/2006/picture">
-                      <pic:pic xmlns:pic="http://schemas.openxmlformats.org/drawingml/2006/picture">
-                        <pic:nvPicPr>
-                          <pic:cNvPr id="448953409" name="Picture 20" descr="Calculator graph screen. The calculator is asking for the first curve."/>
+                          <pic:cNvPr id="1234941511" name="Picture 18" descr="Calculator Y= screen with square root (x+3) for Y1 and 3x-1 for Y2."/>
                           <pic:cNvPicPr>
                             <a:picLocks noChangeAspect="1" noChangeArrowheads="1"/>
                           </pic:cNvPicPr>
@@ -2561,7 +2239,7 @@
           </w:tcPr>
           <w:p>
             <w:r>
-              <w:t>Press “ENTER” to select Y1 as the first function.</w:t>
+              <w:t>Press “GRAPH” to see the graphs.</w:t>
             </w:r>
           </w:p>
         </w:tc>
@@ -2575,10 +2253,10 @@
                 <w:noProof/>
               </w:rPr>
               <w:drawing>
-                <wp:inline distT="0" distB="0" distL="0" distR="0" wp14:anchorId="5FCCDF30" wp14:editId="04F79E9E">
+                <wp:inline distT="0" distB="0" distL="0" distR="0" wp14:anchorId="0EDABCCC" wp14:editId="28A9F0EC">
                   <wp:extent cx="1828800" cy="1216025"/>
                   <wp:effectExtent l="0" t="0" r="0" b="3175"/>
-                  <wp:docPr id="98820946" name="Picture 21" descr="Calculator graph screen. The calculator is asking for a second curve."/>
+                  <wp:docPr id="1461585991" name="Picture 19" descr="Calculator graph screen. A slanted line and curved graph are shown. The graphs intersect at a single point in the upper right."/>
                   <wp:cNvGraphicFramePr>
                     <a:graphicFrameLocks xmlns:a="http://schemas.openxmlformats.org/drawingml/2006/main" noChangeAspect="1"/>
                   </wp:cNvGraphicFramePr>
@@ -2586,7 +2264,7 @@
                     <a:graphicData uri="http://schemas.openxmlformats.org/drawingml/2006/picture">
                       <pic:pic xmlns:pic="http://schemas.openxmlformats.org/drawingml/2006/picture">
                         <pic:nvPicPr>
-                          <pic:cNvPr id="98820946" name="Picture 21" descr="Calculator graph screen. The calculator is asking for a second curve."/>
+                          <pic:cNvPr id="1461585991" name="Picture 19" descr="Calculator graph screen. A slanted line and curved graph are shown. The graphs intersect at a single point in the upper right."/>
                           <pic:cNvPicPr>
                             <a:picLocks noChangeAspect="1" noChangeArrowheads="1"/>
                           </pic:cNvPicPr>
@@ -2626,6 +2304,40 @@
           </w:p>
         </w:tc>
       </w:tr>
+    </w:tbl>
+    <w:p>
+      <w:r>
+        <w:t>There are two graphs: one that is a slanting line, and the other is curving off to the right.</w:t>
+      </w:r>
+    </w:p>
+    <w:p>
+      <w:r>
+        <w:t>The graphs intersect at one point.</w:t>
+      </w:r>
+    </w:p>
+    <w:p>
+      <w:r>
+        <w:t>We will use the calculator’s intersection function to find the point of intersection.</w:t>
+      </w:r>
+    </w:p>
+    <w:p>
+      <w:pPr>
+        <w:pStyle w:val="Heading2"/>
+      </w:pPr>
+      <w:r>
+        <w:t>Calculate the Intersection</w:t>
+      </w:r>
+    </w:p>
+    <w:tbl>
+      <w:tblPr>
+        <w:tblStyle w:val="TableGrid"/>
+        <w:tblW w:w="0" w:type="auto"/>
+        <w:tblLook w:val="04A0" w:firstRow="1" w:lastRow="0" w:firstColumn="1" w:lastColumn="0" w:noHBand="0" w:noVBand="1"/>
+      </w:tblPr>
+      <w:tblGrid>
+        <w:gridCol w:w="4675"/>
+        <w:gridCol w:w="4675"/>
+      </w:tblGrid>
       <w:tr>
         <w:tc>
           <w:tcPr>
@@ -2633,8 +2345,32 @@
           </w:tcPr>
           <w:p>
             <w:r>
-              <w:lastRenderedPageBreak/>
-              <w:t>Press “ENTER” to select Y2 as the second function.</w:t>
+              <w:t>Action</w:t>
+            </w:r>
+          </w:p>
+        </w:tc>
+        <w:tc>
+          <w:tcPr>
+            <w:tcW w:w="4675" w:type="dxa"/>
+          </w:tcPr>
+          <w:p>
+            <w:r>
+              <w:t>Calculator Screen</w:t>
+            </w:r>
+          </w:p>
+        </w:tc>
+      </w:tr>
+      <w:tr>
+        <w:tc>
+          <w:tcPr>
+            <w:tcW w:w="4675" w:type="dxa"/>
+          </w:tcPr>
+          <w:p>
+            <w:r>
+              <w:rPr>
+                <w:rFonts w:eastAsiaTheme="minorEastAsia"/>
+              </w:rPr>
+              <w:t>Press “2ND" and “TRACE” to enter the CALCULATE menu.</w:t>
             </w:r>
           </w:p>
         </w:tc>
@@ -2648,10 +2384,10 @@
                 <w:noProof/>
               </w:rPr>
               <w:drawing>
-                <wp:inline distT="0" distB="0" distL="0" distR="0" wp14:anchorId="29F1C5BA" wp14:editId="37A6D79A">
+                <wp:inline distT="0" distB="0" distL="0" distR="0" wp14:anchorId="78D4ABE1" wp14:editId="69C201F8">
                   <wp:extent cx="1828800" cy="1216025"/>
                   <wp:effectExtent l="0" t="0" r="0" b="3175"/>
-                  <wp:docPr id="7756151" name="Picture 22" descr="Calculator graph screen. The calculator is asking for a guess."/>
+                  <wp:docPr id="2117430750" name="Picture 8" descr="Calculator calculate menu."/>
                   <wp:cNvGraphicFramePr>
                     <a:graphicFrameLocks xmlns:a="http://schemas.openxmlformats.org/drawingml/2006/main" noChangeAspect="1"/>
                   </wp:cNvGraphicFramePr>
@@ -2659,7 +2395,79 @@
                     <a:graphicData uri="http://schemas.openxmlformats.org/drawingml/2006/picture">
                       <pic:pic xmlns:pic="http://schemas.openxmlformats.org/drawingml/2006/picture">
                         <pic:nvPicPr>
-                          <pic:cNvPr id="7756151" name="Picture 22" descr="Calculator graph screen. The calculator is asking for a guess."/>
+                          <pic:cNvPr id="2117430750" name="Picture 8" descr="Calculator calculate menu."/>
+                          <pic:cNvPicPr>
+                            <a:picLocks noChangeAspect="1" noChangeArrowheads="1"/>
+                          </pic:cNvPicPr>
+                        </pic:nvPicPr>
+                        <pic:blipFill>
+                          <a:blip r:embed="rId14">
+                            <a:extLst>
+                              <a:ext uri="{28A0092B-C50C-407E-A947-70E740481C1C}">
+                                <a14:useLocalDpi xmlns:a14="http://schemas.microsoft.com/office/drawing/2010/main" val="0"/>
+                              </a:ext>
+                            </a:extLst>
+                          </a:blip>
+                          <a:srcRect/>
+                          <a:stretch>
+                            <a:fillRect/>
+                          </a:stretch>
+                        </pic:blipFill>
+                        <pic:spPr bwMode="auto">
+                          <a:xfrm>
+                            <a:off x="0" y="0"/>
+                            <a:ext cx="1828800" cy="1216025"/>
+                          </a:xfrm>
+                          <a:prstGeom prst="rect">
+                            <a:avLst/>
+                          </a:prstGeom>
+                          <a:noFill/>
+                          <a:ln>
+                            <a:noFill/>
+                          </a:ln>
+                        </pic:spPr>
+                      </pic:pic>
+                    </a:graphicData>
+                  </a:graphic>
+                </wp:inline>
+              </w:drawing>
+            </w:r>
+          </w:p>
+        </w:tc>
+      </w:tr>
+      <w:tr>
+        <w:tc>
+          <w:tcPr>
+            <w:tcW w:w="4675" w:type="dxa"/>
+          </w:tcPr>
+          <w:p>
+            <w:r>
+              <w:t>Press “5” to use the “intersect” function.</w:t>
+            </w:r>
+          </w:p>
+        </w:tc>
+        <w:tc>
+          <w:tcPr>
+            <w:tcW w:w="4675" w:type="dxa"/>
+          </w:tcPr>
+          <w:p>
+            <w:r>
+              <w:rPr>
+                <w:noProof/>
+              </w:rPr>
+              <w:drawing>
+                <wp:inline distT="0" distB="0" distL="0" distR="0" wp14:anchorId="406D3E83" wp14:editId="657A1978">
+                  <wp:extent cx="1828800" cy="1216025"/>
+                  <wp:effectExtent l="0" t="0" r="0" b="3175"/>
+                  <wp:docPr id="448953409" name="Picture 20" descr="Calculator graph screen. The calculator is asking for the first curve."/>
+                  <wp:cNvGraphicFramePr>
+                    <a:graphicFrameLocks xmlns:a="http://schemas.openxmlformats.org/drawingml/2006/main" noChangeAspect="1"/>
+                  </wp:cNvGraphicFramePr>
+                  <a:graphic xmlns:a="http://schemas.openxmlformats.org/drawingml/2006/main">
+                    <a:graphicData uri="http://schemas.openxmlformats.org/drawingml/2006/picture">
+                      <pic:pic xmlns:pic="http://schemas.openxmlformats.org/drawingml/2006/picture">
+                        <pic:nvPicPr>
+                          <pic:cNvPr id="448953409" name="Picture 20" descr="Calculator graph screen. The calculator is asking for the first curve."/>
                           <pic:cNvPicPr>
                             <a:picLocks noChangeAspect="1" noChangeArrowheads="1"/>
                           </pic:cNvPicPr>
@@ -2706,7 +2514,7 @@
           </w:tcPr>
           <w:p>
             <w:r>
-              <w:t>Press “ENTER” to use 0 as a guess.</w:t>
+              <w:t>Press “ENTER” to select Y1 as the first function.</w:t>
             </w:r>
           </w:p>
         </w:tc>
@@ -2720,10 +2528,10 @@
                 <w:noProof/>
               </w:rPr>
               <w:drawing>
-                <wp:inline distT="0" distB="0" distL="0" distR="0" wp14:anchorId="006E5872" wp14:editId="29F53CA4">
+                <wp:inline distT="0" distB="0" distL="0" distR="0" wp14:anchorId="5FCCDF30" wp14:editId="04F79E9E">
                   <wp:extent cx="1828800" cy="1216025"/>
                   <wp:effectExtent l="0" t="0" r="0" b="3175"/>
-                  <wp:docPr id="64606776" name="Picture 23" descr="The calculator graph screen. The intersection of the two graphs is shown as x=1 and y=2."/>
+                  <wp:docPr id="98820946" name="Picture 21" descr="Calculator graph screen. The calculator is asking for a second curve."/>
                   <wp:cNvGraphicFramePr>
                     <a:graphicFrameLocks xmlns:a="http://schemas.openxmlformats.org/drawingml/2006/main" noChangeAspect="1"/>
                   </wp:cNvGraphicFramePr>
@@ -2731,7 +2539,7 @@
                     <a:graphicData uri="http://schemas.openxmlformats.org/drawingml/2006/picture">
                       <pic:pic xmlns:pic="http://schemas.openxmlformats.org/drawingml/2006/picture">
                         <pic:nvPicPr>
-                          <pic:cNvPr id="64606776" name="Picture 23" descr="The calculator graph screen. The intersection of the two graphs is shown as x=1 and y=2."/>
+                          <pic:cNvPr id="98820946" name="Picture 21" descr="Calculator graph screen. The calculator is asking for a second curve."/>
                           <pic:cNvPicPr>
                             <a:picLocks noChangeAspect="1" noChangeArrowheads="1"/>
                           </pic:cNvPicPr>
@@ -2771,6 +2579,151 @@
           </w:p>
         </w:tc>
       </w:tr>
+      <w:tr>
+        <w:tc>
+          <w:tcPr>
+            <w:tcW w:w="4675" w:type="dxa"/>
+          </w:tcPr>
+          <w:p>
+            <w:r>
+              <w:lastRenderedPageBreak/>
+              <w:t>Press “ENTER” to select Y2 as the second function.</w:t>
+            </w:r>
+          </w:p>
+        </w:tc>
+        <w:tc>
+          <w:tcPr>
+            <w:tcW w:w="4675" w:type="dxa"/>
+          </w:tcPr>
+          <w:p>
+            <w:r>
+              <w:rPr>
+                <w:noProof/>
+              </w:rPr>
+              <w:drawing>
+                <wp:inline distT="0" distB="0" distL="0" distR="0" wp14:anchorId="29F1C5BA" wp14:editId="37A6D79A">
+                  <wp:extent cx="1828800" cy="1216025"/>
+                  <wp:effectExtent l="0" t="0" r="0" b="3175"/>
+                  <wp:docPr id="7756151" name="Picture 22" descr="Calculator graph screen. The calculator is asking for a guess."/>
+                  <wp:cNvGraphicFramePr>
+                    <a:graphicFrameLocks xmlns:a="http://schemas.openxmlformats.org/drawingml/2006/main" noChangeAspect="1"/>
+                  </wp:cNvGraphicFramePr>
+                  <a:graphic xmlns:a="http://schemas.openxmlformats.org/drawingml/2006/main">
+                    <a:graphicData uri="http://schemas.openxmlformats.org/drawingml/2006/picture">
+                      <pic:pic xmlns:pic="http://schemas.openxmlformats.org/drawingml/2006/picture">
+                        <pic:nvPicPr>
+                          <pic:cNvPr id="7756151" name="Picture 22" descr="Calculator graph screen. The calculator is asking for a guess."/>
+                          <pic:cNvPicPr>
+                            <a:picLocks noChangeAspect="1" noChangeArrowheads="1"/>
+                          </pic:cNvPicPr>
+                        </pic:nvPicPr>
+                        <pic:blipFill>
+                          <a:blip r:embed="rId26">
+                            <a:extLst>
+                              <a:ext uri="{28A0092B-C50C-407E-A947-70E740481C1C}">
+                                <a14:useLocalDpi xmlns:a14="http://schemas.microsoft.com/office/drawing/2010/main" val="0"/>
+                              </a:ext>
+                            </a:extLst>
+                          </a:blip>
+                          <a:srcRect/>
+                          <a:stretch>
+                            <a:fillRect/>
+                          </a:stretch>
+                        </pic:blipFill>
+                        <pic:spPr bwMode="auto">
+                          <a:xfrm>
+                            <a:off x="0" y="0"/>
+                            <a:ext cx="1828800" cy="1216025"/>
+                          </a:xfrm>
+                          <a:prstGeom prst="rect">
+                            <a:avLst/>
+                          </a:prstGeom>
+                          <a:noFill/>
+                          <a:ln>
+                            <a:noFill/>
+                          </a:ln>
+                        </pic:spPr>
+                      </pic:pic>
+                    </a:graphicData>
+                  </a:graphic>
+                </wp:inline>
+              </w:drawing>
+            </w:r>
+          </w:p>
+        </w:tc>
+      </w:tr>
+      <w:tr>
+        <w:tc>
+          <w:tcPr>
+            <w:tcW w:w="4675" w:type="dxa"/>
+          </w:tcPr>
+          <w:p>
+            <w:r>
+              <w:t>Press “ENTER” to use 0 as a guess.</w:t>
+            </w:r>
+          </w:p>
+        </w:tc>
+        <w:tc>
+          <w:tcPr>
+            <w:tcW w:w="4675" w:type="dxa"/>
+          </w:tcPr>
+          <w:p>
+            <w:r>
+              <w:rPr>
+                <w:noProof/>
+              </w:rPr>
+              <w:drawing>
+                <wp:inline distT="0" distB="0" distL="0" distR="0" wp14:anchorId="006E5872" wp14:editId="29F53CA4">
+                  <wp:extent cx="1828800" cy="1216025"/>
+                  <wp:effectExtent l="0" t="0" r="0" b="3175"/>
+                  <wp:docPr id="64606776" name="Picture 23" descr="The calculator graph screen. The intersection of the two graphs is shown as x=1 and y=2."/>
+                  <wp:cNvGraphicFramePr>
+                    <a:graphicFrameLocks xmlns:a="http://schemas.openxmlformats.org/drawingml/2006/main" noChangeAspect="1"/>
+                  </wp:cNvGraphicFramePr>
+                  <a:graphic xmlns:a="http://schemas.openxmlformats.org/drawingml/2006/main">
+                    <a:graphicData uri="http://schemas.openxmlformats.org/drawingml/2006/picture">
+                      <pic:pic xmlns:pic="http://schemas.openxmlformats.org/drawingml/2006/picture">
+                        <pic:nvPicPr>
+                          <pic:cNvPr id="64606776" name="Picture 23" descr="The calculator graph screen. The intersection of the two graphs is shown as x=1 and y=2."/>
+                          <pic:cNvPicPr>
+                            <a:picLocks noChangeAspect="1" noChangeArrowheads="1"/>
+                          </pic:cNvPicPr>
+                        </pic:nvPicPr>
+                        <pic:blipFill>
+                          <a:blip r:embed="rId27">
+                            <a:extLst>
+                              <a:ext uri="{28A0092B-C50C-407E-A947-70E740481C1C}">
+                                <a14:useLocalDpi xmlns:a14="http://schemas.microsoft.com/office/drawing/2010/main" val="0"/>
+                              </a:ext>
+                            </a:extLst>
+                          </a:blip>
+                          <a:srcRect/>
+                          <a:stretch>
+                            <a:fillRect/>
+                          </a:stretch>
+                        </pic:blipFill>
+                        <pic:spPr bwMode="auto">
+                          <a:xfrm>
+                            <a:off x="0" y="0"/>
+                            <a:ext cx="1828800" cy="1216025"/>
+                          </a:xfrm>
+                          <a:prstGeom prst="rect">
+                            <a:avLst/>
+                          </a:prstGeom>
+                          <a:noFill/>
+                          <a:ln>
+                            <a:noFill/>
+                          </a:ln>
+                        </pic:spPr>
+                      </pic:pic>
+                    </a:graphicData>
+                  </a:graphic>
+                </wp:inline>
+              </w:drawing>
+            </w:r>
+          </w:p>
+        </w:tc>
+      </w:tr>
     </w:tbl>
     <w:p>
       <w:pPr>
@@ -2856,6 +2809,12 @@
       </w:r>
     </w:p>
     <w:sectPr>
+      <w:headerReference w:type="even" r:id="rId28"/>
+      <w:headerReference w:type="default" r:id="rId29"/>
+      <w:footerReference w:type="even" r:id="rId30"/>
+      <w:footerReference w:type="default" r:id="rId31"/>
+      <w:headerReference w:type="first" r:id="rId32"/>
+      <w:footerReference w:type="first" r:id="rId33"/>
       <w:pgSz w:w="12240" w:h="15840"/>
       <w:pgMar w:top="1440" w:right="1440" w:bottom="1440" w:left="1440" w:header="720" w:footer="720" w:gutter="0"/>
       <w:cols w:space="720"/>
@@ -2863,6 +2822,166 @@
     </w:sectPr>
   </w:body>
 </w:document>
+</file>
+
+<file path=word/endnotes.xml><?xml version="1.0" encoding="utf-8"?>
+<w:endnotes xmlns:wpc="http://schemas.microsoft.com/office/word/2010/wordprocessingCanvas" xmlns:cx="http://schemas.microsoft.com/office/drawing/2014/chartex" xmlns:cx1="http://schemas.microsoft.com/office/drawing/2015/9/8/chartex" xmlns:cx2="http://schemas.microsoft.com/office/drawing/2015/10/21/chartex" xmlns:cx3="http://schemas.microsoft.com/office/drawing/2016/5/9/chartex" xmlns:cx4="http://schemas.microsoft.com/office/drawing/2016/5/10/chartex" xmlns:cx5="http://schemas.microsoft.com/office/drawing/2016/5/11/chartex" xmlns:cx6="http://schemas.microsoft.com/office/drawing/2016/5/12/chartex" xmlns:cx7="http://schemas.microsoft.com/office/drawing/2016/5/13/chartex" xmlns:cx8="http://schemas.microsoft.com/office/drawing/2016/5/14/chartex" xmlns:mc="http://schemas.openxmlformats.org/markup-compatibility/2006" xmlns:aink="http://schemas.microsoft.com/office/drawing/2016/ink" xmlns:am3d="http://schemas.microsoft.com/office/drawing/2017/model3d" xmlns:o="urn:schemas-microsoft-com:office:office" xmlns:oel="http://schemas.microsoft.com/office/2019/extlst" xmlns:r="http://schemas.openxmlformats.org/officeDocument/2006/relationships" xmlns:m="http://schemas.openxmlformats.org/officeDocument/2006/math" xmlns:v="urn:schemas-microsoft-com:vml" xmlns:wp14="http://schemas.microsoft.com/office/word/2010/wordprocessingDrawing" xmlns:wp="http://schemas.openxmlformats.org/drawingml/2006/wordprocessingDrawing" xmlns:w10="urn:schemas-microsoft-com:office:word" xmlns:w="http://schemas.openxmlformats.org/wordprocessingml/2006/main" xmlns:w14="http://schemas.microsoft.com/office/word/2010/wordml" xmlns:w15="http://schemas.microsoft.com/office/word/2012/wordml" xmlns:w16cex="http://schemas.microsoft.com/office/word/2018/wordml/cex" xmlns:w16cid="http://schemas.microsoft.com/office/word/2016/wordml/cid" xmlns:w16="http://schemas.microsoft.com/office/word/2018/wordml" xmlns:w16du="http://schemas.microsoft.com/office/word/2023/wordml/word16du" xmlns:w16sdtdh="http://schemas.microsoft.com/office/word/2020/wordml/sdtdatahash" xmlns:w16sdtfl="http://schemas.microsoft.com/office/word/2024/wordml/sdtformatlock" xmlns:w16se="http://schemas.microsoft.com/office/word/2015/wordml/symex" xmlns:wpg="http://schemas.microsoft.com/office/word/2010/wordprocessingGroup" xmlns:wpi="http://schemas.microsoft.com/office/word/2010/wordprocessingInk" xmlns:wne="http://schemas.microsoft.com/office/word/2006/wordml" xmlns:wps="http://schemas.microsoft.com/office/word/2010/wordprocessingShape" mc:Ignorable="w14 w15 w16se w16cid w16 w16cex w16sdtdh w16sdtfl w16du wp14">
+  <w:endnote w:type="separator" w:id="-1">
+    <w:p>
+      <w:pPr>
+        <w:spacing w:after="0" w:line="240" w:lineRule="auto"/>
+      </w:pPr>
+      <w:r>
+        <w:separator/>
+      </w:r>
+    </w:p>
+  </w:endnote>
+  <w:endnote w:type="continuationSeparator" w:id="0">
+    <w:p>
+      <w:pPr>
+        <w:spacing w:after="0" w:line="240" w:lineRule="auto"/>
+      </w:pPr>
+      <w:r>
+        <w:continuationSeparator/>
+      </w:r>
+    </w:p>
+  </w:endnote>
+</w:endnotes>
+</file>
+
+<file path=word/footer1.xml><?xml version="1.0" encoding="utf-8"?>
+<w:ftr xmlns:wpc="http://schemas.microsoft.com/office/word/2010/wordprocessingCanvas" xmlns:cx="http://schemas.microsoft.com/office/drawing/2014/chartex" xmlns:cx1="http://schemas.microsoft.com/office/drawing/2015/9/8/chartex" xmlns:cx2="http://schemas.microsoft.com/office/drawing/2015/10/21/chartex" xmlns:cx3="http://schemas.microsoft.com/office/drawing/2016/5/9/chartex" xmlns:cx4="http://schemas.microsoft.com/office/drawing/2016/5/10/chartex" xmlns:cx5="http://schemas.microsoft.com/office/drawing/2016/5/11/chartex" xmlns:cx6="http://schemas.microsoft.com/office/drawing/2016/5/12/chartex" xmlns:cx7="http://schemas.microsoft.com/office/drawing/2016/5/13/chartex" xmlns:cx8="http://schemas.microsoft.com/office/drawing/2016/5/14/chartex" xmlns:mc="http://schemas.openxmlformats.org/markup-compatibility/2006" xmlns:aink="http://schemas.microsoft.com/office/drawing/2016/ink" xmlns:am3d="http://schemas.microsoft.com/office/drawing/2017/model3d" xmlns:o="urn:schemas-microsoft-com:office:office" xmlns:oel="http://schemas.microsoft.com/office/2019/extlst" xmlns:r="http://schemas.openxmlformats.org/officeDocument/2006/relationships" xmlns:m="http://schemas.openxmlformats.org/officeDocument/2006/math" xmlns:v="urn:schemas-microsoft-com:vml" xmlns:wp14="http://schemas.microsoft.com/office/word/2010/wordprocessingDrawing" xmlns:wp="http://schemas.openxmlformats.org/drawingml/2006/wordprocessingDrawing" xmlns:w10="urn:schemas-microsoft-com:office:word" xmlns:w="http://schemas.openxmlformats.org/wordprocessingml/2006/main" xmlns:w14="http://schemas.microsoft.com/office/word/2010/wordml" xmlns:w15="http://schemas.microsoft.com/office/word/2012/wordml" xmlns:w16cex="http://schemas.microsoft.com/office/word/2018/wordml/cex" xmlns:w16cid="http://schemas.microsoft.com/office/word/2016/wordml/cid" xmlns:w16="http://schemas.microsoft.com/office/word/2018/wordml" xmlns:w16du="http://schemas.microsoft.com/office/word/2023/wordml/word16du" xmlns:w16sdtdh="http://schemas.microsoft.com/office/word/2020/wordml/sdtdatahash" xmlns:w16sdtfl="http://schemas.microsoft.com/office/word/2024/wordml/sdtformatlock" xmlns:w16se="http://schemas.microsoft.com/office/word/2015/wordml/symex" xmlns:wpg="http://schemas.microsoft.com/office/word/2010/wordprocessingGroup" xmlns:wpi="http://schemas.microsoft.com/office/word/2010/wordprocessingInk" xmlns:wne="http://schemas.microsoft.com/office/word/2006/wordml" xmlns:wps="http://schemas.microsoft.com/office/word/2010/wordprocessingShape" mc:Ignorable="w14 w15 w16se w16cid w16 w16cex w16sdtdh w16sdtfl w16du wp14">
+  <w:p>
+    <w:pPr>
+      <w:pStyle w:val="Footer"/>
+    </w:pPr>
+  </w:p>
+</w:ftr>
+</file>
+
+<file path=word/footer2.xml><?xml version="1.0" encoding="utf-8"?>
+<w:ftr xmlns:wpc="http://schemas.microsoft.com/office/word/2010/wordprocessingCanvas" xmlns:cx="http://schemas.microsoft.com/office/drawing/2014/chartex" xmlns:cx1="http://schemas.microsoft.com/office/drawing/2015/9/8/chartex" xmlns:cx2="http://schemas.microsoft.com/office/drawing/2015/10/21/chartex" xmlns:cx3="http://schemas.microsoft.com/office/drawing/2016/5/9/chartex" xmlns:cx4="http://schemas.microsoft.com/office/drawing/2016/5/10/chartex" xmlns:cx5="http://schemas.microsoft.com/office/drawing/2016/5/11/chartex" xmlns:cx6="http://schemas.microsoft.com/office/drawing/2016/5/12/chartex" xmlns:cx7="http://schemas.microsoft.com/office/drawing/2016/5/13/chartex" xmlns:cx8="http://schemas.microsoft.com/office/drawing/2016/5/14/chartex" xmlns:mc="http://schemas.openxmlformats.org/markup-compatibility/2006" xmlns:aink="http://schemas.microsoft.com/office/drawing/2016/ink" xmlns:am3d="http://schemas.microsoft.com/office/drawing/2017/model3d" xmlns:o="urn:schemas-microsoft-com:office:office" xmlns:oel="http://schemas.microsoft.com/office/2019/extlst" xmlns:r="http://schemas.openxmlformats.org/officeDocument/2006/relationships" xmlns:m="http://schemas.openxmlformats.org/officeDocument/2006/math" xmlns:v="urn:schemas-microsoft-com:vml" xmlns:wp14="http://schemas.microsoft.com/office/word/2010/wordprocessingDrawing" xmlns:wp="http://schemas.openxmlformats.org/drawingml/2006/wordprocessingDrawing" xmlns:w10="urn:schemas-microsoft-com:office:word" xmlns:w="http://schemas.openxmlformats.org/wordprocessingml/2006/main" xmlns:w14="http://schemas.microsoft.com/office/word/2010/wordml" xmlns:w15="http://schemas.microsoft.com/office/word/2012/wordml" xmlns:w16cex="http://schemas.microsoft.com/office/word/2018/wordml/cex" xmlns:w16cid="http://schemas.microsoft.com/office/word/2016/wordml/cid" xmlns:w16="http://schemas.microsoft.com/office/word/2018/wordml" xmlns:w16du="http://schemas.microsoft.com/office/word/2023/wordml/word16du" xmlns:w16sdtdh="http://schemas.microsoft.com/office/word/2020/wordml/sdtdatahash" xmlns:w16sdtfl="http://schemas.microsoft.com/office/word/2024/wordml/sdtformatlock" xmlns:w16se="http://schemas.microsoft.com/office/word/2015/wordml/symex" xmlns:wpg="http://schemas.microsoft.com/office/word/2010/wordprocessingGroup" xmlns:wpi="http://schemas.microsoft.com/office/word/2010/wordprocessingInk" xmlns:wne="http://schemas.microsoft.com/office/word/2006/wordml" xmlns:wps="http://schemas.microsoft.com/office/word/2010/wordprocessingShape" mc:Ignorable="w14 w15 w16se w16cid w16 w16cex w16sdtdh w16sdtfl w16du wp14">
+  <w:p>
+    <w:pPr>
+      <w:pStyle w:val="Footer"/>
+      <w:rPr>
+        <w:sz w:val="16"/>
+        <w:szCs w:val="16"/>
+      </w:rPr>
+    </w:pPr>
+    <w:r>
+      <w:rPr>
+        <w:sz w:val="16"/>
+        <w:szCs w:val="16"/>
+      </w:rPr>
+      <w:t>Solving Equations - Detailed Examples © 2026 by Christopher Sears is licensed under CC BY 4.0. To view a copy of this license, visit https://creativecommons.org/licenses/by/4.0/</w:t>
+    </w:r>
+  </w:p>
+  <w:p>
+    <w:pPr>
+      <w:pStyle w:val="Footer"/>
+      <w:rPr>
+        <w:sz w:val="16"/>
+        <w:szCs w:val="16"/>
+      </w:rPr>
+    </w:pPr>
+    <w:r>
+      <w:rPr>
+        <w:sz w:val="16"/>
+        <w:szCs w:val="16"/>
+      </w:rPr>
+      <w:t xml:space="preserve">Some material taken from </w:t>
+    </w:r>
+    <w:r>
+      <w:rPr>
+        <w:i/>
+        <w:iCs/>
+        <w:sz w:val="16"/>
+        <w:szCs w:val="16"/>
+      </w:rPr>
+      <w:t>College Algebra 2e</w:t>
+    </w:r>
+    <w:r>
+      <w:rPr>
+        <w:sz w:val="16"/>
+        <w:szCs w:val="16"/>
+      </w:rPr>
+      <w:t xml:space="preserve"> by Jay Abramson. </w:t>
+    </w:r>
+    <w:r>
+      <w:rPr>
+        <w:sz w:val="16"/>
+        <w:szCs w:val="16"/>
+      </w:rPr>
+      <w:t>Access for free at https://openstax.org/books/college-algebra-2e/pages/1-introduction-to-prerequisites</w:t>
+    </w:r>
+  </w:p>
+</w:ftr>
+</file>
+
+<file path=word/footer3.xml><?xml version="1.0" encoding="utf-8"?>
+<w:ftr xmlns:wpc="http://schemas.microsoft.com/office/word/2010/wordprocessingCanvas" xmlns:cx="http://schemas.microsoft.com/office/drawing/2014/chartex" xmlns:cx1="http://schemas.microsoft.com/office/drawing/2015/9/8/chartex" xmlns:cx2="http://schemas.microsoft.com/office/drawing/2015/10/21/chartex" xmlns:cx3="http://schemas.microsoft.com/office/drawing/2016/5/9/chartex" xmlns:cx4="http://schemas.microsoft.com/office/drawing/2016/5/10/chartex" xmlns:cx5="http://schemas.microsoft.com/office/drawing/2016/5/11/chartex" xmlns:cx6="http://schemas.microsoft.com/office/drawing/2016/5/12/chartex" xmlns:cx7="http://schemas.microsoft.com/office/drawing/2016/5/13/chartex" xmlns:cx8="http://schemas.microsoft.com/office/drawing/2016/5/14/chartex" xmlns:mc="http://schemas.openxmlformats.org/markup-compatibility/2006" xmlns:aink="http://schemas.microsoft.com/office/drawing/2016/ink" xmlns:am3d="http://schemas.microsoft.com/office/drawing/2017/model3d" xmlns:o="urn:schemas-microsoft-com:office:office" xmlns:oel="http://schemas.microsoft.com/office/2019/extlst" xmlns:r="http://schemas.openxmlformats.org/officeDocument/2006/relationships" xmlns:m="http://schemas.openxmlformats.org/officeDocument/2006/math" xmlns:v="urn:schemas-microsoft-com:vml" xmlns:wp14="http://schemas.microsoft.com/office/word/2010/wordprocessingDrawing" xmlns:wp="http://schemas.openxmlformats.org/drawingml/2006/wordprocessingDrawing" xmlns:w10="urn:schemas-microsoft-com:office:word" xmlns:w="http://schemas.openxmlformats.org/wordprocessingml/2006/main" xmlns:w14="http://schemas.microsoft.com/office/word/2010/wordml" xmlns:w15="http://schemas.microsoft.com/office/word/2012/wordml" xmlns:w16cex="http://schemas.microsoft.com/office/word/2018/wordml/cex" xmlns:w16cid="http://schemas.microsoft.com/office/word/2016/wordml/cid" xmlns:w16="http://schemas.microsoft.com/office/word/2018/wordml" xmlns:w16du="http://schemas.microsoft.com/office/word/2023/wordml/word16du" xmlns:w16sdtdh="http://schemas.microsoft.com/office/word/2020/wordml/sdtdatahash" xmlns:w16sdtfl="http://schemas.microsoft.com/office/word/2024/wordml/sdtformatlock" xmlns:w16se="http://schemas.microsoft.com/office/word/2015/wordml/symex" xmlns:wpg="http://schemas.microsoft.com/office/word/2010/wordprocessingGroup" xmlns:wpi="http://schemas.microsoft.com/office/word/2010/wordprocessingInk" xmlns:wne="http://schemas.microsoft.com/office/word/2006/wordml" xmlns:wps="http://schemas.microsoft.com/office/word/2010/wordprocessingShape" mc:Ignorable="w14 w15 w16se w16cid w16 w16cex w16sdtdh w16sdtfl w16du wp14">
+  <w:p>
+    <w:pPr>
+      <w:pStyle w:val="Footer"/>
+    </w:pPr>
+  </w:p>
+</w:ftr>
+</file>
+
+<file path=word/footnotes.xml><?xml version="1.0" encoding="utf-8"?>
+<w:footnotes xmlns:wpc="http://schemas.microsoft.com/office/word/2010/wordprocessingCanvas" xmlns:cx="http://schemas.microsoft.com/office/drawing/2014/chartex" xmlns:cx1="http://schemas.microsoft.com/office/drawing/2015/9/8/chartex" xmlns:cx2="http://schemas.microsoft.com/office/drawing/2015/10/21/chartex" xmlns:cx3="http://schemas.microsoft.com/office/drawing/2016/5/9/chartex" xmlns:cx4="http://schemas.microsoft.com/office/drawing/2016/5/10/chartex" xmlns:cx5="http://schemas.microsoft.com/office/drawing/2016/5/11/chartex" xmlns:cx6="http://schemas.microsoft.com/office/drawing/2016/5/12/chartex" xmlns:cx7="http://schemas.microsoft.com/office/drawing/2016/5/13/chartex" xmlns:cx8="http://schemas.microsoft.com/office/drawing/2016/5/14/chartex" xmlns:mc="http://schemas.openxmlformats.org/markup-compatibility/2006" xmlns:aink="http://schemas.microsoft.com/office/drawing/2016/ink" xmlns:am3d="http://schemas.microsoft.com/office/drawing/2017/model3d" xmlns:o="urn:schemas-microsoft-com:office:office" xmlns:oel="http://schemas.microsoft.com/office/2019/extlst" xmlns:r="http://schemas.openxmlformats.org/officeDocument/2006/relationships" xmlns:m="http://schemas.openxmlformats.org/officeDocument/2006/math" xmlns:v="urn:schemas-microsoft-com:vml" xmlns:wp14="http://schemas.microsoft.com/office/word/2010/wordprocessingDrawing" xmlns:wp="http://schemas.openxmlformats.org/drawingml/2006/wordprocessingDrawing" xmlns:w10="urn:schemas-microsoft-com:office:word" xmlns:w="http://schemas.openxmlformats.org/wordprocessingml/2006/main" xmlns:w14="http://schemas.microsoft.com/office/word/2010/wordml" xmlns:w15="http://schemas.microsoft.com/office/word/2012/wordml" xmlns:w16cex="http://schemas.microsoft.com/office/word/2018/wordml/cex" xmlns:w16cid="http://schemas.microsoft.com/office/word/2016/wordml/cid" xmlns:w16="http://schemas.microsoft.com/office/word/2018/wordml" xmlns:w16du="http://schemas.microsoft.com/office/word/2023/wordml/word16du" xmlns:w16sdtdh="http://schemas.microsoft.com/office/word/2020/wordml/sdtdatahash" xmlns:w16sdtfl="http://schemas.microsoft.com/office/word/2024/wordml/sdtformatlock" xmlns:w16se="http://schemas.microsoft.com/office/word/2015/wordml/symex" xmlns:wpg="http://schemas.microsoft.com/office/word/2010/wordprocessingGroup" xmlns:wpi="http://schemas.microsoft.com/office/word/2010/wordprocessingInk" xmlns:wne="http://schemas.microsoft.com/office/word/2006/wordml" xmlns:wps="http://schemas.microsoft.com/office/word/2010/wordprocessingShape" mc:Ignorable="w14 w15 w16se w16cid w16 w16cex w16sdtdh w16sdtfl w16du wp14">
+  <w:footnote w:type="separator" w:id="-1">
+    <w:p>
+      <w:pPr>
+        <w:spacing w:after="0" w:line="240" w:lineRule="auto"/>
+      </w:pPr>
+      <w:r>
+        <w:separator/>
+      </w:r>
+    </w:p>
+  </w:footnote>
+  <w:footnote w:type="continuationSeparator" w:id="0">
+    <w:p>
+      <w:pPr>
+        <w:spacing w:after="0" w:line="240" w:lineRule="auto"/>
+      </w:pPr>
+      <w:r>
+        <w:continuationSeparator/>
+      </w:r>
+    </w:p>
+  </w:footnote>
+</w:footnotes>
+</file>
+
+<file path=word/header1.xml><?xml version="1.0" encoding="utf-8"?>
+<w:hdr xmlns:wpc="http://schemas.microsoft.com/office/word/2010/wordprocessingCanvas" xmlns:cx="http://schemas.microsoft.com/office/drawing/2014/chartex" xmlns:cx1="http://schemas.microsoft.com/office/drawing/2015/9/8/chartex" xmlns:cx2="http://schemas.microsoft.com/office/drawing/2015/10/21/chartex" xmlns:cx3="http://schemas.microsoft.com/office/drawing/2016/5/9/chartex" xmlns:cx4="http://schemas.microsoft.com/office/drawing/2016/5/10/chartex" xmlns:cx5="http://schemas.microsoft.com/office/drawing/2016/5/11/chartex" xmlns:cx6="http://schemas.microsoft.com/office/drawing/2016/5/12/chartex" xmlns:cx7="http://schemas.microsoft.com/office/drawing/2016/5/13/chartex" xmlns:cx8="http://schemas.microsoft.com/office/drawing/2016/5/14/chartex" xmlns:mc="http://schemas.openxmlformats.org/markup-compatibility/2006" xmlns:aink="http://schemas.microsoft.com/office/drawing/2016/ink" xmlns:am3d="http://schemas.microsoft.com/office/drawing/2017/model3d" xmlns:o="urn:schemas-microsoft-com:office:office" xmlns:oel="http://schemas.microsoft.com/office/2019/extlst" xmlns:r="http://schemas.openxmlformats.org/officeDocument/2006/relationships" xmlns:m="http://schemas.openxmlformats.org/officeDocument/2006/math" xmlns:v="urn:schemas-microsoft-com:vml" xmlns:wp14="http://schemas.microsoft.com/office/word/2010/wordprocessingDrawing" xmlns:wp="http://schemas.openxmlformats.org/drawingml/2006/wordprocessingDrawing" xmlns:w10="urn:schemas-microsoft-com:office:word" xmlns:w="http://schemas.openxmlformats.org/wordprocessingml/2006/main" xmlns:w14="http://schemas.microsoft.com/office/word/2010/wordml" xmlns:w15="http://schemas.microsoft.com/office/word/2012/wordml" xmlns:w16cex="http://schemas.microsoft.com/office/word/2018/wordml/cex" xmlns:w16cid="http://schemas.microsoft.com/office/word/2016/wordml/cid" xmlns:w16="http://schemas.microsoft.com/office/word/2018/wordml" xmlns:w16du="http://schemas.microsoft.com/office/word/2023/wordml/word16du" xmlns:w16sdtdh="http://schemas.microsoft.com/office/word/2020/wordml/sdtdatahash" xmlns:w16sdtfl="http://schemas.microsoft.com/office/word/2024/wordml/sdtformatlock" xmlns:w16se="http://schemas.microsoft.com/office/word/2015/wordml/symex" xmlns:wpg="http://schemas.microsoft.com/office/word/2010/wordprocessingGroup" xmlns:wpi="http://schemas.microsoft.com/office/word/2010/wordprocessingInk" xmlns:wne="http://schemas.microsoft.com/office/word/2006/wordml" xmlns:wps="http://schemas.microsoft.com/office/word/2010/wordprocessingShape" mc:Ignorable="w14 w15 w16se w16cid w16 w16cex w16sdtdh w16sdtfl w16du wp14">
+  <w:p>
+    <w:pPr>
+      <w:pStyle w:val="Header"/>
+    </w:pPr>
+  </w:p>
+</w:hdr>
+</file>
+
+<file path=word/header2.xml><?xml version="1.0" encoding="utf-8"?>
+<w:hdr xmlns:wpc="http://schemas.microsoft.com/office/word/2010/wordprocessingCanvas" xmlns:cx="http://schemas.microsoft.com/office/drawing/2014/chartex" xmlns:cx1="http://schemas.microsoft.com/office/drawing/2015/9/8/chartex" xmlns:cx2="http://schemas.microsoft.com/office/drawing/2015/10/21/chartex" xmlns:cx3="http://schemas.microsoft.com/office/drawing/2016/5/9/chartex" xmlns:cx4="http://schemas.microsoft.com/office/drawing/2016/5/10/chartex" xmlns:cx5="http://schemas.microsoft.com/office/drawing/2016/5/11/chartex" xmlns:cx6="http://schemas.microsoft.com/office/drawing/2016/5/12/chartex" xmlns:cx7="http://schemas.microsoft.com/office/drawing/2016/5/13/chartex" xmlns:cx8="http://schemas.microsoft.com/office/drawing/2016/5/14/chartex" xmlns:mc="http://schemas.openxmlformats.org/markup-compatibility/2006" xmlns:aink="http://schemas.microsoft.com/office/drawing/2016/ink" xmlns:am3d="http://schemas.microsoft.com/office/drawing/2017/model3d" xmlns:o="urn:schemas-microsoft-com:office:office" xmlns:oel="http://schemas.microsoft.com/office/2019/extlst" xmlns:r="http://schemas.openxmlformats.org/officeDocument/2006/relationships" xmlns:m="http://schemas.openxmlformats.org/officeDocument/2006/math" xmlns:v="urn:schemas-microsoft-com:vml" xmlns:wp14="http://schemas.microsoft.com/office/word/2010/wordprocessingDrawing" xmlns:wp="http://schemas.openxmlformats.org/drawingml/2006/wordprocessingDrawing" xmlns:w10="urn:schemas-microsoft-com:office:word" xmlns:w="http://schemas.openxmlformats.org/wordprocessingml/2006/main" xmlns:w14="http://schemas.microsoft.com/office/word/2010/wordml" xmlns:w15="http://schemas.microsoft.com/office/word/2012/wordml" xmlns:w16cex="http://schemas.microsoft.com/office/word/2018/wordml/cex" xmlns:w16cid="http://schemas.microsoft.com/office/word/2016/wordml/cid" xmlns:w16="http://schemas.microsoft.com/office/word/2018/wordml" xmlns:w16du="http://schemas.microsoft.com/office/word/2023/wordml/word16du" xmlns:w16sdtdh="http://schemas.microsoft.com/office/word/2020/wordml/sdtdatahash" xmlns:w16sdtfl="http://schemas.microsoft.com/office/word/2024/wordml/sdtformatlock" xmlns:w16se="http://schemas.microsoft.com/office/word/2015/wordml/symex" xmlns:wpg="http://schemas.microsoft.com/office/word/2010/wordprocessingGroup" xmlns:wpi="http://schemas.microsoft.com/office/word/2010/wordprocessingInk" xmlns:wne="http://schemas.microsoft.com/office/word/2006/wordml" xmlns:wps="http://schemas.microsoft.com/office/word/2010/wordprocessingShape" mc:Ignorable="w14 w15 w16se w16cid w16 w16cex w16sdtdh w16sdtfl w16du wp14">
+  <w:p>
+    <w:pPr>
+      <w:pStyle w:val="Header"/>
+    </w:pPr>
+  </w:p>
+</w:hdr>
+</file>
+
+<file path=word/header3.xml><?xml version="1.0" encoding="utf-8"?>
+<w:hdr xmlns:wpc="http://schemas.microsoft.com/office/word/2010/wordprocessingCanvas" xmlns:cx="http://schemas.microsoft.com/office/drawing/2014/chartex" xmlns:cx1="http://schemas.microsoft.com/office/drawing/2015/9/8/chartex" xmlns:cx2="http://schemas.microsoft.com/office/drawing/2015/10/21/chartex" xmlns:cx3="http://schemas.microsoft.com/office/drawing/2016/5/9/chartex" xmlns:cx4="http://schemas.microsoft.com/office/drawing/2016/5/10/chartex" xmlns:cx5="http://schemas.microsoft.com/office/drawing/2016/5/11/chartex" xmlns:cx6="http://schemas.microsoft.com/office/drawing/2016/5/12/chartex" xmlns:cx7="http://schemas.microsoft.com/office/drawing/2016/5/13/chartex" xmlns:cx8="http://schemas.microsoft.com/office/drawing/2016/5/14/chartex" xmlns:mc="http://schemas.openxmlformats.org/markup-compatibility/2006" xmlns:aink="http://schemas.microsoft.com/office/drawing/2016/ink" xmlns:am3d="http://schemas.microsoft.com/office/drawing/2017/model3d" xmlns:o="urn:schemas-microsoft-com:office:office" xmlns:oel="http://schemas.microsoft.com/office/2019/extlst" xmlns:r="http://schemas.openxmlformats.org/officeDocument/2006/relationships" xmlns:m="http://schemas.openxmlformats.org/officeDocument/2006/math" xmlns:v="urn:schemas-microsoft-com:vml" xmlns:wp14="http://schemas.microsoft.com/office/word/2010/wordprocessingDrawing" xmlns:wp="http://schemas.openxmlformats.org/drawingml/2006/wordprocessingDrawing" xmlns:w10="urn:schemas-microsoft-com:office:word" xmlns:w="http://schemas.openxmlformats.org/wordprocessingml/2006/main" xmlns:w14="http://schemas.microsoft.com/office/word/2010/wordml" xmlns:w15="http://schemas.microsoft.com/office/word/2012/wordml" xmlns:w16cex="http://schemas.microsoft.com/office/word/2018/wordml/cex" xmlns:w16cid="http://schemas.microsoft.com/office/word/2016/wordml/cid" xmlns:w16="http://schemas.microsoft.com/office/word/2018/wordml" xmlns:w16du="http://schemas.microsoft.com/office/word/2023/wordml/word16du" xmlns:w16sdtdh="http://schemas.microsoft.com/office/word/2020/wordml/sdtdatahash" xmlns:w16sdtfl="http://schemas.microsoft.com/office/word/2024/wordml/sdtformatlock" xmlns:w16se="http://schemas.microsoft.com/office/word/2015/wordml/symex" xmlns:wpg="http://schemas.microsoft.com/office/word/2010/wordprocessingGroup" xmlns:wpi="http://schemas.microsoft.com/office/word/2010/wordprocessingInk" xmlns:wne="http://schemas.microsoft.com/office/word/2006/wordml" xmlns:wps="http://schemas.microsoft.com/office/word/2010/wordprocessingShape" mc:Ignorable="w14 w15 w16se w16cid w16 w16cex w16sdtdh w16sdtfl w16du wp14">
+  <w:p>
+    <w:pPr>
+      <w:pStyle w:val="Header"/>
+    </w:pPr>
+  </w:p>
+</w:hdr>
 </file>
 
 <file path=word/numbering.xml><?xml version="1.0" encoding="utf-8"?>
@@ -3739,6 +3858,7 @@
   <w:style w:type="character" w:default="1" w:styleId="DefaultParagraphFont">
     <w:name w:val="Default Paragraph Font"/>
     <w:uiPriority w:val="1"/>
+    <w:semiHidden/>
     <w:unhideWhenUsed/>
   </w:style>
   <w:style w:type="table" w:default="1" w:styleId="TableNormal">
@@ -4080,6 +4200,73 @@
       <w:color w:val="666666"/>
     </w:rPr>
   </w:style>
+  <w:style w:type="paragraph" w:styleId="Header">
+    <w:name w:val="header"/>
+    <w:basedOn w:val="Normal"/>
+    <w:link w:val="HeaderChar"/>
+    <w:uiPriority w:val="99"/>
+    <w:unhideWhenUsed/>
+    <w:rsid w:val="00F163B7"/>
+    <w:pPr>
+      <w:tabs>
+        <w:tab w:val="center" w:pos="4680"/>
+        <w:tab w:val="right" w:pos="9360"/>
+      </w:tabs>
+      <w:spacing w:after="0" w:line="240" w:lineRule="auto"/>
+    </w:pPr>
+  </w:style>
+  <w:style w:type="character" w:customStyle="1" w:styleId="HeaderChar">
+    <w:name w:val="Header Char"/>
+    <w:basedOn w:val="DefaultParagraphFont"/>
+    <w:link w:val="Header"/>
+    <w:uiPriority w:val="99"/>
+    <w:rsid w:val="00F163B7"/>
+  </w:style>
+  <w:style w:type="paragraph" w:styleId="Footer">
+    <w:name w:val="footer"/>
+    <w:basedOn w:val="Normal"/>
+    <w:link w:val="FooterChar"/>
+    <w:uiPriority w:val="99"/>
+    <w:unhideWhenUsed/>
+    <w:rsid w:val="00F163B7"/>
+    <w:pPr>
+      <w:tabs>
+        <w:tab w:val="center" w:pos="4680"/>
+        <w:tab w:val="right" w:pos="9360"/>
+      </w:tabs>
+      <w:spacing w:after="0" w:line="240" w:lineRule="auto"/>
+    </w:pPr>
+  </w:style>
+  <w:style w:type="character" w:customStyle="1" w:styleId="FooterChar">
+    <w:name w:val="Footer Char"/>
+    <w:basedOn w:val="DefaultParagraphFont"/>
+    <w:link w:val="Footer"/>
+    <w:uiPriority w:val="99"/>
+    <w:rsid w:val="00F163B7"/>
+  </w:style>
+  <w:style w:type="character" w:styleId="Hyperlink">
+    <w:name w:val="Hyperlink"/>
+    <w:basedOn w:val="DefaultParagraphFont"/>
+    <w:uiPriority w:val="99"/>
+    <w:unhideWhenUsed/>
+    <w:rsid w:val="006358CB"/>
+    <w:rPr>
+      <w:color w:val="467886" w:themeColor="hyperlink"/>
+      <w:u w:val="single"/>
+    </w:rPr>
+  </w:style>
+  <w:style w:type="character" w:styleId="UnresolvedMention">
+    <w:name w:val="Unresolved Mention"/>
+    <w:basedOn w:val="DefaultParagraphFont"/>
+    <w:uiPriority w:val="99"/>
+    <w:semiHidden/>
+    <w:unhideWhenUsed/>
+    <w:rsid w:val="006358CB"/>
+    <w:rPr>
+      <w:color w:val="605E5C"/>
+      <w:shd w:val="clear" w:color="auto" w:fill="E1DFDD"/>
+    </w:rPr>
+  </w:style>
 </w:styles>
 </file>
 
